--- a/src/templates/template_Sales_Invoice_v2.docx
+++ b/src/templates/template_Sales_Invoice_v2.docx
@@ -259,11 +259,21 @@
                             </w:pPr>
                             <w:r>
                               <w:rPr>
+                                <w:b/>
+                                <w:bCs/>
                                 <w:sz w:val="14"/>
                                 <w:szCs w:val="14"/>
                                 <w:lang w:val="en-US"/>
                               </w:rPr>
-                              <w:t xml:space="preserve">Telephone: </w:t>
+                              <w:t>Telephone:</w:t>
+                            </w:r>
+                            <w:r>
+                              <w:rPr>
+                                <w:sz w:val="14"/>
+                                <w:szCs w:val="14"/>
+                                <w:lang w:val="en-US"/>
+                              </w:rPr>
+                              <w:t xml:space="preserve"> </w:t>
                             </w:r>
                             <w:r>
                               <w:rPr>
@@ -301,7 +311,6 @@
                                 <w:lang w:val="en-US"/>
                               </w:rPr>
                             </w:pPr>
-                            <w:proofErr w:type="gramStart"/>
                             <w:r>
                               <w:rPr>
                                 <w:b/>
@@ -312,14 +321,21 @@
                             </w:r>
                             <w:r>
                               <w:rPr>
+                                <w:b/>
                                 <w:sz w:val="14"/>
                                 <w:szCs w:val="14"/>
+                              </w:rPr>
+                              <w:t xml:space="preserve"> </w:t>
+                            </w:r>
+                            <w:r>
+                              <w:rPr>
+                                <w:sz w:val="14"/>
+                                <w:szCs w:val="14"/>
                                 <w:lang w:val="en-US"/>
                               </w:rPr>
                               <w:t>{</w:t>
                             </w:r>
                             <w:proofErr w:type="spellStart"/>
-                            <w:proofErr w:type="gramEnd"/>
                             <w:r>
                               <w:rPr>
                                 <w:sz w:val="14"/>
@@ -359,6 +375,8 @@
                             </w:pPr>
                             <w:r>
                               <w:rPr>
+                                <w:b/>
+                                <w:bCs/>
                                 <w:sz w:val="14"/>
                                 <w:szCs w:val="14"/>
                                 <w:lang w:val="en-US"/>
@@ -757,11 +775,21 @@
                       </w:pPr>
                       <w:r>
                         <w:rPr>
+                          <w:b/>
+                          <w:bCs/>
                           <w:sz w:val="14"/>
                           <w:szCs w:val="14"/>
                           <w:lang w:val="en-US"/>
                         </w:rPr>
-                        <w:t xml:space="preserve">Telephone: </w:t>
+                        <w:t>Telephone:</w:t>
+                      </w:r>
+                      <w:r>
+                        <w:rPr>
+                          <w:sz w:val="14"/>
+                          <w:szCs w:val="14"/>
+                          <w:lang w:val="en-US"/>
+                        </w:rPr>
+                        <w:t xml:space="preserve"> </w:t>
                       </w:r>
                       <w:r>
                         <w:rPr>
@@ -799,7 +827,6 @@
                           <w:lang w:val="en-US"/>
                         </w:rPr>
                       </w:pPr>
-                      <w:proofErr w:type="gramStart"/>
                       <w:r>
                         <w:rPr>
                           <w:b/>
@@ -810,14 +837,21 @@
                       </w:r>
                       <w:r>
                         <w:rPr>
+                          <w:b/>
                           <w:sz w:val="14"/>
                           <w:szCs w:val="14"/>
+                        </w:rPr>
+                        <w:t xml:space="preserve"> </w:t>
+                      </w:r>
+                      <w:r>
+                        <w:rPr>
+                          <w:sz w:val="14"/>
+                          <w:szCs w:val="14"/>
                           <w:lang w:val="en-US"/>
                         </w:rPr>
                         <w:t>{</w:t>
                       </w:r>
                       <w:proofErr w:type="spellStart"/>
-                      <w:proofErr w:type="gramEnd"/>
                       <w:r>
                         <w:rPr>
                           <w:sz w:val="14"/>
@@ -857,6 +891,8 @@
                       </w:pPr>
                       <w:r>
                         <w:rPr>
+                          <w:b/>
+                          <w:bCs/>
                           <w:sz w:val="14"/>
                           <w:szCs w:val="14"/>
                           <w:lang w:val="en-US"/>
@@ -1294,6 +1330,7 @@
           <w:bCs/>
           <w:sz w:val="32"/>
           <w:szCs w:val="32"/>
+          <w:lang w:val="en-US"/>
         </w:rPr>
       </w:pPr>
     </w:p>
@@ -1322,44 +1359,46 @@
         <w:tc>
           <w:tcPr>
             <w:tcW w:w="4408" w:type="dxa"/>
+            <w:vAlign w:val="center"/>
           </w:tcPr>
           <w:p>
             <w:pPr>
-              <w:rPr>
-                <w:b/>
+              <w:jc w:val="center"/>
+              <w:rPr>
+                <w:bCs/>
               </w:rPr>
             </w:pPr>
             <w:r>
               <w:rPr>
-                <w:b/>
+                <w:bCs/>
               </w:rPr>
               <w:t>{</w:t>
             </w:r>
             <w:proofErr w:type="spellStart"/>
             <w:r>
               <w:rPr>
-                <w:b/>
+                <w:bCs/>
               </w:rPr>
               <w:t>Invoice__</w:t>
             </w:r>
             <w:proofErr w:type="gramStart"/>
             <w:r>
               <w:rPr>
-                <w:b/>
+                <w:bCs/>
               </w:rPr>
               <w:t>c.Buyer</w:t>
             </w:r>
             <w:proofErr w:type="gramEnd"/>
             <w:r>
               <w:rPr>
-                <w:b/>
+                <w:bCs/>
               </w:rPr>
               <w:t>__c</w:t>
             </w:r>
             <w:proofErr w:type="spellEnd"/>
             <w:r>
               <w:rPr>
-                <w:b/>
+                <w:bCs/>
               </w:rPr>
               <w:t>}</w:t>
             </w:r>
@@ -1367,48 +1406,50 @@
           <w:p>
             <w:pPr>
               <w:ind w:firstLine="1418"/>
-              <w:rPr>
-                <w:b/>
+              <w:jc w:val="center"/>
+              <w:rPr>
+                <w:bCs/>
               </w:rPr>
             </w:pPr>
           </w:p>
           <w:p>
             <w:pPr>
-              <w:rPr>
-                <w:b/>
+              <w:jc w:val="center"/>
+              <w:rPr>
+                <w:bCs/>
               </w:rPr>
             </w:pPr>
             <w:r>
               <w:rPr>
-                <w:b/>
+                <w:bCs/>
               </w:rPr>
               <w:t>{</w:t>
             </w:r>
             <w:proofErr w:type="spellStart"/>
             <w:r>
               <w:rPr>
-                <w:b/>
+                <w:bCs/>
               </w:rPr>
               <w:t>Invoice__</w:t>
             </w:r>
             <w:proofErr w:type="gramStart"/>
             <w:r>
               <w:rPr>
-                <w:b/>
+                <w:bCs/>
               </w:rPr>
               <w:t>c.Buyer</w:t>
             </w:r>
             <w:proofErr w:type="gramEnd"/>
             <w:r>
               <w:rPr>
-                <w:b/>
+                <w:bCs/>
               </w:rPr>
               <w:t>_Address__c</w:t>
             </w:r>
             <w:proofErr w:type="spellEnd"/>
             <w:r>
               <w:rPr>
-                <w:b/>
+                <w:bCs/>
               </w:rPr>
               <w:t>}</w:t>
             </w:r>
@@ -1416,48 +1457,50 @@
           <w:p>
             <w:pPr>
               <w:ind w:firstLine="1418"/>
-              <w:rPr>
-                <w:b/>
+              <w:jc w:val="center"/>
+              <w:rPr>
+                <w:bCs/>
               </w:rPr>
             </w:pPr>
           </w:p>
           <w:p>
             <w:pPr>
+              <w:jc w:val="center"/>
               <w:rPr>
                 <w:b/>
               </w:rPr>
             </w:pPr>
             <w:r>
               <w:rPr>
-                <w:b/>
+                <w:bCs/>
               </w:rPr>
               <w:t>{</w:t>
             </w:r>
             <w:proofErr w:type="spellStart"/>
             <w:r>
               <w:rPr>
-                <w:b/>
+                <w:bCs/>
               </w:rPr>
               <w:t>Invoice__</w:t>
             </w:r>
             <w:proofErr w:type="gramStart"/>
             <w:r>
               <w:rPr>
-                <w:b/>
+                <w:bCs/>
               </w:rPr>
               <w:t>c.Buyer</w:t>
             </w:r>
             <w:proofErr w:type="gramEnd"/>
             <w:r>
               <w:rPr>
-                <w:b/>
+                <w:bCs/>
               </w:rPr>
               <w:t>_Post_Code__c</w:t>
             </w:r>
             <w:proofErr w:type="spellEnd"/>
             <w:r>
               <w:rPr>
-                <w:b/>
+                <w:bCs/>
               </w:rPr>
               <w:t>}</w:t>
             </w:r>
@@ -1531,13 +1574,13 @@
                     <w:adjustRightInd w:val="0"/>
                     <w:rPr>
                       <w:rFonts w:ascii="Courier New" w:hAnsi="Courier New" w:cs="Courier New"/>
-                      <w:b/>
+                      <w:bCs/>
                     </w:rPr>
                   </w:pPr>
                   <w:r>
                     <w:rPr>
                       <w:rFonts w:ascii="Courier New" w:hAnsi="Courier New" w:cs="Courier New"/>
-                      <w:b/>
+                      <w:bCs/>
                     </w:rPr>
                     <w:t>{</w:t>
                   </w:r>
@@ -1545,7 +1588,7 @@
                   <w:r>
                     <w:rPr>
                       <w:rFonts w:ascii="Courier New" w:hAnsi="Courier New" w:cs="Courier New"/>
-                      <w:b/>
+                      <w:bCs/>
                     </w:rPr>
                     <w:t>Invoice.Name</w:t>
                   </w:r>
@@ -1553,7 +1596,7 @@
                   <w:r>
                     <w:rPr>
                       <w:rFonts w:ascii="Courier New" w:hAnsi="Courier New" w:cs="Courier New"/>
-                      <w:b/>
+                      <w:bCs/>
                     </w:rPr>
                     <w:t>}</w:t>
                   </w:r>
@@ -1794,7 +1837,7 @@
       <w:tr>
         <w:tc>
           <w:tcPr>
-            <w:tcW w:w="744" w:type="dxa"/>
+            <w:tcW w:w="1075" w:type="dxa"/>
           </w:tcPr>
           <w:p>
             <w:pPr>
@@ -1820,7 +1863,7 @@
         </w:tc>
         <w:tc>
           <w:tcPr>
-            <w:tcW w:w="3562" w:type="dxa"/>
+            <w:tcW w:w="3231" w:type="dxa"/>
           </w:tcPr>
           <w:p>
             <w:pPr>
@@ -1890,7 +1933,7 @@
         </w:tc>
         <w:tc>
           <w:tcPr>
-            <w:tcW w:w="729" w:type="dxa"/>
+            <w:tcW w:w="481" w:type="dxa"/>
           </w:tcPr>
           <w:p>
             <w:pPr>
@@ -1916,7 +1959,7 @@
         </w:tc>
         <w:tc>
           <w:tcPr>
-            <w:tcW w:w="2082" w:type="dxa"/>
+            <w:tcW w:w="2330" w:type="dxa"/>
           </w:tcPr>
           <w:p>
             <w:pPr>
@@ -2267,16 +2310,14 @@
                 <w:szCs w:val="22"/>
               </w:rPr>
             </w:pPr>
-            <w:proofErr w:type="gramStart"/>
-            <w:r>
-              <w:rPr>
-                <w:rFonts w:ascii="Courier New" w:hAnsi="Courier New" w:cs="Courier New"/>
-                <w:sz w:val="22"/>
-                <w:szCs w:val="22"/>
-              </w:rPr>
-              <w:t>£  P</w:t>
-            </w:r>
-            <w:proofErr w:type="gramEnd"/>
+            <w:r>
+              <w:rPr>
+                <w:rFonts w:ascii="Courier New" w:hAnsi="Courier New" w:cs="Courier New"/>
+                <w:sz w:val="22"/>
+                <w:szCs w:val="22"/>
+              </w:rPr>
+              <w:t>£ P</w:t>
+            </w:r>
           </w:p>
         </w:tc>
       </w:tr>
@@ -2295,6 +2336,7 @@
                 <w:rFonts w:ascii="Courier New" w:hAnsi="Courier New" w:cs="Courier New"/>
                 <w:sz w:val="22"/>
                 <w:szCs w:val="22"/>
+                <w:lang w:val="en-US"/>
               </w:rPr>
             </w:pPr>
             <w:r>
@@ -2302,6 +2344,7 @@
                 <w:rFonts w:ascii="Courier New" w:hAnsi="Courier New" w:cs="Courier New"/>
                 <w:sz w:val="22"/>
                 <w:szCs w:val="22"/>
+                <w:lang w:val="en-US"/>
               </w:rPr>
               <w:t>{</w:t>
             </w:r>
@@ -2311,6 +2354,7 @@
                 <w:rFonts w:ascii="Courier New" w:hAnsi="Courier New" w:cs="Courier New"/>
                 <w:sz w:val="22"/>
                 <w:szCs w:val="22"/>
+                <w:lang w:val="en-US"/>
               </w:rPr>
               <w:t>Invoice_Line__</w:t>
             </w:r>
@@ -2320,6 +2364,7 @@
                 <w:rFonts w:ascii="Courier New" w:hAnsi="Courier New" w:cs="Courier New"/>
                 <w:sz w:val="22"/>
                 <w:szCs w:val="22"/>
+                <w:lang w:val="en-US"/>
               </w:rPr>
               <w:t>c.Delivery</w:t>
             </w:r>
@@ -2329,6 +2374,7 @@
                 <w:rFonts w:ascii="Courier New" w:hAnsi="Courier New" w:cs="Courier New"/>
                 <w:sz w:val="22"/>
                 <w:szCs w:val="22"/>
+                <w:lang w:val="en-US"/>
               </w:rPr>
               <w:t>_Date__c</w:t>
             </w:r>
@@ -2338,6 +2384,7 @@
                 <w:rFonts w:ascii="Courier New" w:hAnsi="Courier New" w:cs="Courier New"/>
                 <w:sz w:val="22"/>
                 <w:szCs w:val="22"/>
+                <w:lang w:val="en-US"/>
               </w:rPr>
               <w:t>}</w:t>
             </w:r>
@@ -2357,6 +2404,7 @@
                 <w:rFonts w:ascii="Courier New" w:hAnsi="Courier New" w:cs="Courier New"/>
                 <w:sz w:val="22"/>
                 <w:szCs w:val="22"/>
+                <w:lang w:val="en-US"/>
               </w:rPr>
             </w:pPr>
             <w:r>
@@ -2364,6 +2412,7 @@
                 <w:rFonts w:ascii="Courier New" w:hAnsi="Courier New" w:cs="Courier New"/>
                 <w:sz w:val="22"/>
                 <w:szCs w:val="22"/>
+                <w:lang w:val="en-US"/>
               </w:rPr>
               <w:t>{</w:t>
             </w:r>
@@ -2373,6 +2422,7 @@
                 <w:rFonts w:ascii="Courier New" w:hAnsi="Courier New" w:cs="Courier New"/>
                 <w:sz w:val="22"/>
                 <w:szCs w:val="22"/>
+                <w:lang w:val="en-US"/>
               </w:rPr>
               <w:t>Invoice_Line__</w:t>
             </w:r>
@@ -2382,8 +2432,9 @@
                 <w:rFonts w:ascii="Courier New" w:hAnsi="Courier New" w:cs="Courier New"/>
                 <w:sz w:val="22"/>
                 <w:szCs w:val="22"/>
-              </w:rPr>
-              <w:t>c.Quantity</w:t>
+                <w:lang w:val="en-US"/>
+              </w:rPr>
+              <w:t>c.Movement</w:t>
             </w:r>
             <w:proofErr w:type="gramEnd"/>
             <w:r>
@@ -2391,8 +2442,9 @@
                 <w:rFonts w:ascii="Courier New" w:hAnsi="Courier New" w:cs="Courier New"/>
                 <w:sz w:val="22"/>
                 <w:szCs w:val="22"/>
-              </w:rPr>
-              <w:t>__c</w:t>
+                <w:lang w:val="en-US"/>
+              </w:rPr>
+              <w:t>__c.Tonnage__c</w:t>
             </w:r>
             <w:proofErr w:type="spellEnd"/>
             <w:r>
@@ -2400,6 +2452,7 @@
                 <w:rFonts w:ascii="Courier New" w:hAnsi="Courier New" w:cs="Courier New"/>
                 <w:sz w:val="22"/>
                 <w:szCs w:val="22"/>
+                <w:lang w:val="en-US"/>
               </w:rPr>
               <w:t>}</w:t>
             </w:r>
@@ -2419,6 +2472,7 @@
                 <w:rFonts w:ascii="Courier New" w:hAnsi="Courier New" w:cs="Courier New"/>
                 <w:sz w:val="22"/>
                 <w:szCs w:val="22"/>
+                <w:lang w:val="en-US"/>
               </w:rPr>
             </w:pPr>
             <w:r>
@@ -2427,7 +2481,25 @@
                 <w:sz w:val="22"/>
                 <w:szCs w:val="22"/>
               </w:rPr>
-              <w:t>{description}</w:t>
+              <w:t>{</w:t>
+            </w:r>
+            <w:proofErr w:type="spellStart"/>
+            <w:r>
+              <w:rPr>
+                <w:rFonts w:ascii="Courier New" w:hAnsi="Courier New" w:cs="Courier New"/>
+                <w:sz w:val="22"/>
+                <w:szCs w:val="22"/>
+              </w:rPr>
+              <w:t>description_invoice</w:t>
+            </w:r>
+            <w:proofErr w:type="spellEnd"/>
+            <w:r>
+              <w:rPr>
+                <w:rFonts w:ascii="Courier New" w:hAnsi="Courier New" w:cs="Courier New"/>
+                <w:sz w:val="22"/>
+                <w:szCs w:val="22"/>
+              </w:rPr>
+              <w:t>}</w:t>
             </w:r>
           </w:p>
         </w:tc>
@@ -2974,7 +3046,7 @@
               <w:autoSpaceDN w:val="0"/>
               <w:adjustRightInd w:val="0"/>
               <w:rPr>
-                <w:rFonts w:ascii="Courier New" w:hAnsi="Courier New" w:cs="Courier New"/>
+                <w:rFonts w:ascii="Arial" w:hAnsi="Arial" w:cs="Arial"/>
                 <w:b/>
                 <w:sz w:val="22"/>
                 <w:szCs w:val="22"/>
@@ -2982,7 +3054,7 @@
             </w:pPr>
             <w:r>
               <w:rPr>
-                <w:rFonts w:ascii="Courier New" w:hAnsi="Courier New" w:cs="Courier New"/>
+                <w:rFonts w:ascii="Arial" w:hAnsi="Arial" w:cs="Arial"/>
                 <w:b/>
                 <w:sz w:val="22"/>
                 <w:szCs w:val="22"/>
@@ -3070,7 +3142,7 @@
               <w:autoSpaceDN w:val="0"/>
               <w:adjustRightInd w:val="0"/>
               <w:rPr>
-                <w:rFonts w:ascii="Courier New" w:hAnsi="Courier New" w:cs="Courier New"/>
+                <w:rFonts w:ascii="Arial" w:hAnsi="Arial" w:cs="Arial"/>
                 <w:b/>
                 <w:sz w:val="22"/>
                 <w:szCs w:val="22"/>
@@ -3078,7 +3150,7 @@
             </w:pPr>
             <w:r>
               <w:rPr>
-                <w:rFonts w:ascii="Courier New" w:hAnsi="Courier New" w:cs="Courier New"/>
+                <w:rFonts w:ascii="Arial" w:hAnsi="Arial" w:cs="Arial"/>
                 <w:b/>
                 <w:sz w:val="22"/>
                 <w:szCs w:val="22"/>

--- a/src/templates/template_Sales_Invoice_v2.docx
+++ b/src/templates/template_Sales_Invoice_v2.docx
@@ -597,15 +597,7 @@
                         </w:rPr>
                       </w:pPr>
                       <w:r>
-                        <w:t>{#header_</w:t>
-                      </w:r>
-                      <w:proofErr w:type="gramStart"/>
-                      <w:r>
-                        <w:t>show}{</w:t>
-                      </w:r>
-                      <w:proofErr w:type="gramEnd"/>
-                      <w:r>
-                        <w:t>#header_logo_only}</w:t>
+                        <w:t>{#header_show}{#header_logo_only}</w:t>
                       </w:r>
                       <w:r>
                         <w:t>{</w:t>
@@ -1209,15 +1201,7 @@
                   <w:txbxContent>
                     <w:p>
                       <w:r>
-                        <w:t>{#header_</w:t>
-                      </w:r>
-                      <w:proofErr w:type="gramStart"/>
-                      <w:r>
-                        <w:t>show}{</w:t>
-                      </w:r>
-                      <w:proofErr w:type="gramEnd"/>
-                      <w:r>
-                        <w:t>#header_logo_only}</w:t>
+                        <w:t>{#header_show}{#header_logo_only}</w:t>
                       </w:r>
                       <w:r>
                         <w:t>{%header_logo}</w:t>
@@ -2344,11 +2328,29 @@
                 <w:rFonts w:ascii="Courier New" w:hAnsi="Courier New" w:cs="Courier New"/>
                 <w:sz w:val="22"/>
                 <w:szCs w:val="22"/>
+              </w:rPr>
+              <w:t>{#invoice_line_</w:t>
+            </w:r>
+            <w:proofErr w:type="gramStart"/>
+            <w:r>
+              <w:rPr>
+                <w:rFonts w:ascii="Courier New" w:hAnsi="Courier New" w:cs="Courier New"/>
+                <w:sz w:val="22"/>
+                <w:szCs w:val="22"/>
+              </w:rPr>
+              <w:t>rows}</w:t>
+            </w:r>
+            <w:r>
+              <w:rPr>
+                <w:rFonts w:ascii="Courier New" w:hAnsi="Courier New" w:cs="Courier New"/>
+                <w:sz w:val="22"/>
+                <w:szCs w:val="22"/>
                 <w:lang w:val="en-US"/>
               </w:rPr>
               <w:t>{</w:t>
             </w:r>
             <w:proofErr w:type="spellStart"/>
+            <w:proofErr w:type="gramEnd"/>
             <w:r>
               <w:rPr>
                 <w:rFonts w:ascii="Courier New" w:hAnsi="Courier New" w:cs="Courier New"/>
@@ -2356,27 +2358,7 @@
                 <w:szCs w:val="22"/>
                 <w:lang w:val="en-US"/>
               </w:rPr>
-              <w:t>Invoice_Line__</w:t>
-            </w:r>
-            <w:proofErr w:type="gramStart"/>
-            <w:r>
-              <w:rPr>
-                <w:rFonts w:ascii="Courier New" w:hAnsi="Courier New" w:cs="Courier New"/>
-                <w:sz w:val="22"/>
-                <w:szCs w:val="22"/>
-                <w:lang w:val="en-US"/>
-              </w:rPr>
-              <w:t>c.Delivery</w:t>
-            </w:r>
-            <w:proofErr w:type="gramEnd"/>
-            <w:r>
-              <w:rPr>
-                <w:rFonts w:ascii="Courier New" w:hAnsi="Courier New" w:cs="Courier New"/>
-                <w:sz w:val="22"/>
-                <w:szCs w:val="22"/>
-                <w:lang w:val="en-US"/>
-              </w:rPr>
-              <w:t>_Date__c</w:t>
+              <w:t>Invoice_Line__c.Delivery_Date__c</w:t>
             </w:r>
             <w:proofErr w:type="spellEnd"/>
             <w:r>
@@ -2659,6 +2641,32 @@
                 <w:szCs w:val="22"/>
               </w:rPr>
               <w:t>_VAT_Total__c</w:t>
+            </w:r>
+            <w:proofErr w:type="spellEnd"/>
+            <w:r>
+              <w:rPr>
+                <w:rFonts w:ascii="Courier New" w:hAnsi="Courier New" w:cs="Courier New"/>
+                <w:sz w:val="22"/>
+                <w:szCs w:val="22"/>
+              </w:rPr>
+              <w:t>}</w:t>
+            </w:r>
+            <w:r>
+              <w:rPr>
+                <w:rFonts w:ascii="Courier New" w:hAnsi="Courier New" w:cs="Courier New"/>
+                <w:sz w:val="22"/>
+                <w:szCs w:val="22"/>
+              </w:rPr>
+              <w:t>{/</w:t>
+            </w:r>
+            <w:proofErr w:type="spellStart"/>
+            <w:r>
+              <w:rPr>
+                <w:rFonts w:ascii="Courier New" w:hAnsi="Courier New" w:cs="Courier New"/>
+                <w:sz w:val="22"/>
+                <w:szCs w:val="22"/>
+              </w:rPr>
+              <w:t>invoice_line_rows</w:t>
             </w:r>
             <w:proofErr w:type="spellEnd"/>
             <w:r>
@@ -4330,7 +4338,6 @@
   <w:style w:type="character" w:default="1" w:styleId="DefaultParagraphFont">
     <w:name w:val="Default Paragraph Font"/>
     <w:uiPriority w:val="1"/>
-    <w:semiHidden/>
     <w:unhideWhenUsed/>
   </w:style>
   <w:style w:type="table" w:default="1" w:styleId="TableNormal">

--- a/src/templates/template_Sales_Invoice_v2.docx
+++ b/src/templates/template_Sales_Invoice_v2.docx
@@ -27,10 +27,10 @@
         <mc:AlternateContent>
           <mc:Choice Requires="wps">
             <w:drawing>
-              <wp:anchor distT="0" distB="0" distL="114300" distR="114300" simplePos="0" relativeHeight="251660288" behindDoc="0" locked="0" layoutInCell="1" allowOverlap="1" wp14:anchorId="1DB04DF8" wp14:editId="01431779">
+              <wp:anchor distT="0" distB="0" distL="114300" distR="114300" simplePos="0" relativeHeight="251660288" behindDoc="0" locked="0" layoutInCell="1" allowOverlap="1" wp14:anchorId="1DB04DF8" wp14:editId="2FE15494">
                 <wp:simplePos x="0" y="0"/>
                 <wp:positionH relativeFrom="margin">
-                  <wp:align>right</wp:align>
+                  <wp:posOffset>1845310</wp:posOffset>
                 </wp:positionH>
                 <wp:positionV relativeFrom="paragraph">
                   <wp:posOffset>-252730</wp:posOffset>
@@ -586,7 +586,7 @@
                 <v:stroke joinstyle="miter"/>
                 <v:path gradientshapeok="t" o:connecttype="rect"/>
               </v:shapetype>
-              <v:shape id="Text Box 5" o:spid="_x0000_s1026" type="#_x0000_t202" style="position:absolute;margin-left:334.3pt;margin-top:-19.9pt;width:385.5pt;height:140.25pt;z-index:251660288;visibility:visible;mso-wrap-style:square;mso-width-percent:0;mso-height-percent:0;mso-wrap-distance-left:9pt;mso-wrap-distance-top:0;mso-wrap-distance-right:9pt;mso-wrap-distance-bottom:0;mso-position-horizontal:right;mso-position-horizontal-relative:margin;mso-position-vertical:absolute;mso-position-vertical-relative:text;mso-width-percent:0;mso-height-percent:0;mso-width-relative:margin;mso-height-relative:margin;v-text-anchor:top" o:gfxdata="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" filled="f" stroked="f">
+              <v:shape id="Text Box 5" o:spid="_x0000_s1026" type="#_x0000_t202" style="position:absolute;margin-left:145.3pt;margin-top:-19.9pt;width:385.5pt;height:140.25pt;z-index:251660288;visibility:visible;mso-wrap-style:square;mso-width-percent:0;mso-height-percent:0;mso-wrap-distance-left:9pt;mso-wrap-distance-top:0;mso-wrap-distance-right:9pt;mso-wrap-distance-bottom:0;mso-position-horizontal:absolute;mso-position-horizontal-relative:margin;mso-position-vertical:absolute;mso-position-vertical-relative:text;mso-width-percent:0;mso-height-percent:0;mso-width-relative:margin;mso-height-relative:margin;v-text-anchor:top" o:gfxdata="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" filled="f" stroked="f">
                 <v:textbox>
                   <w:txbxContent>
                     <w:p>
@@ -597,7 +597,15 @@
                         </w:rPr>
                       </w:pPr>
                       <w:r>
-                        <w:t>{#header_show}{#header_logo_only}</w:t>
+                        <w:t>{#header_</w:t>
+                      </w:r>
+                      <w:proofErr w:type="gramStart"/>
+                      <w:r>
+                        <w:t>show}{</w:t>
+                      </w:r>
+                      <w:proofErr w:type="gramEnd"/>
+                      <w:r>
+                        <w:t>#header_logo_only}</w:t>
                       </w:r>
                       <w:r>
                         <w:t>{</w:t>
@@ -1083,10 +1091,10 @@
         <mc:AlternateContent>
           <mc:Choice Requires="wps">
             <w:drawing>
-              <wp:anchor distT="0" distB="0" distL="114300" distR="114300" simplePos="0" relativeHeight="251659264" behindDoc="0" locked="0" layoutInCell="1" allowOverlap="1" wp14:anchorId="328FD266" wp14:editId="2B4A9CB2">
+              <wp:anchor distT="0" distB="0" distL="114300" distR="114300" simplePos="0" relativeHeight="251659264" behindDoc="0" locked="0" layoutInCell="1" allowOverlap="1" wp14:anchorId="328FD266" wp14:editId="57D013C9">
                 <wp:simplePos x="0" y="0"/>
-                <wp:positionH relativeFrom="column">
-                  <wp:posOffset>-257175</wp:posOffset>
+                <wp:positionH relativeFrom="margin">
+                  <wp:align>left</wp:align>
                 </wp:positionH>
                 <wp:positionV relativeFrom="paragraph">
                   <wp:posOffset>-259715</wp:posOffset>
@@ -1196,12 +1204,20 @@
           </mc:Choice>
           <mc:Fallback>
             <w:pict>
-              <v:shape w14:anchorId="328FD266" id="Text Box 4" o:spid="_x0000_s1027" type="#_x0000_t202" style="position:absolute;margin-left:-20.25pt;margin-top:-20.45pt;width:306.75pt;height:129pt;z-index:251659264;visibility:visible;mso-wrap-style:square;mso-width-percent:0;mso-height-percent:0;mso-wrap-distance-left:9pt;mso-wrap-distance-top:0;mso-wrap-distance-right:9pt;mso-wrap-distance-bottom:0;mso-position-horizontal:absolute;mso-position-horizontal-relative:text;mso-position-vertical:absolute;mso-position-vertical-relative:text;mso-width-percent:0;mso-height-percent:0;mso-width-relative:margin;mso-height-relative:margin;v-text-anchor:top" o:gfxdata="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" filled="f" stroked="f">
+              <v:shape w14:anchorId="328FD266" id="Text Box 4" o:spid="_x0000_s1027" type="#_x0000_t202" style="position:absolute;margin-left:0;margin-top:-20.45pt;width:306.75pt;height:129pt;z-index:251659264;visibility:visible;mso-wrap-style:square;mso-width-percent:0;mso-height-percent:0;mso-wrap-distance-left:9pt;mso-wrap-distance-top:0;mso-wrap-distance-right:9pt;mso-wrap-distance-bottom:0;mso-position-horizontal:left;mso-position-horizontal-relative:margin;mso-position-vertical:absolute;mso-position-vertical-relative:text;mso-width-percent:0;mso-height-percent:0;mso-width-relative:margin;mso-height-relative:margin;v-text-anchor:top" o:gfxdata="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" filled="f" stroked="f">
                 <v:textbox>
                   <w:txbxContent>
                     <w:p>
                       <w:r>
-                        <w:t>{#header_show}{#header_logo_only}</w:t>
+                        <w:t>{#header_</w:t>
+                      </w:r>
+                      <w:proofErr w:type="gramStart"/>
+                      <w:r>
+                        <w:t>show}{</w:t>
+                      </w:r>
+                      <w:proofErr w:type="gramEnd"/>
+                      <w:r>
+                        <w:t>#header_logo_only}</w:t>
                       </w:r>
                       <w:r>
                         <w:t>{%header_logo}</w:t>
@@ -1238,6 +1254,7 @@
                     </w:p>
                   </w:txbxContent>
                 </v:textbox>
+                <w10:wrap anchorx="margin"/>
               </v:shape>
             </w:pict>
           </mc:Fallback>
@@ -1334,55 +1351,58 @@
       </w:tblPr>
       <w:tblGrid>
         <w:gridCol w:w="4408"/>
-        <w:gridCol w:w="6048"/>
+        <w:gridCol w:w="6043"/>
       </w:tblGrid>
       <w:tr>
         <w:trPr>
-          <w:trHeight w:val="1700"/>
+          <w:trHeight w:val="2417"/>
         </w:trPr>
         <w:tc>
           <w:tcPr>
             <w:tcW w:w="4408" w:type="dxa"/>
+            <w:tcBorders>
+              <w:right w:val="nil"/>
+            </w:tcBorders>
             <w:vAlign w:val="center"/>
           </w:tcPr>
           <w:p>
             <w:pPr>
               <w:jc w:val="center"/>
               <w:rPr>
-                <w:bCs/>
+                <w:b/>
               </w:rPr>
             </w:pPr>
             <w:r>
               <w:rPr>
-                <w:bCs/>
+                <w:b/>
               </w:rPr>
               <w:t>{</w:t>
             </w:r>
             <w:proofErr w:type="spellStart"/>
             <w:r>
               <w:rPr>
-                <w:bCs/>
+                <w:b/>
               </w:rPr>
               <w:t>Invoice__</w:t>
             </w:r>
             <w:proofErr w:type="gramStart"/>
             <w:r>
               <w:rPr>
-                <w:bCs/>
+                <w:b/>
               </w:rPr>
               <w:t>c.Buyer</w:t>
             </w:r>
             <w:proofErr w:type="gramEnd"/>
             <w:r>
               <w:rPr>
-                <w:bCs/>
+                <w:b/>
               </w:rPr>
               <w:t>__c</w:t>
             </w:r>
             <w:proofErr w:type="spellEnd"/>
             <w:r>
               <w:rPr>
-                <w:bCs/>
+                <w:b/>
               </w:rPr>
               <w:t>}</w:t>
             </w:r>
@@ -1400,40 +1420,40 @@
             <w:pPr>
               <w:jc w:val="center"/>
               <w:rPr>
-                <w:bCs/>
+                <w:b/>
               </w:rPr>
             </w:pPr>
             <w:r>
               <w:rPr>
-                <w:bCs/>
+                <w:b/>
               </w:rPr>
               <w:t>{</w:t>
             </w:r>
             <w:proofErr w:type="spellStart"/>
             <w:r>
               <w:rPr>
-                <w:bCs/>
+                <w:b/>
               </w:rPr>
               <w:t>Invoice__</w:t>
             </w:r>
             <w:proofErr w:type="gramStart"/>
             <w:r>
               <w:rPr>
-                <w:bCs/>
+                <w:b/>
               </w:rPr>
               <w:t>c.Buyer</w:t>
             </w:r>
             <w:proofErr w:type="gramEnd"/>
             <w:r>
               <w:rPr>
-                <w:bCs/>
+                <w:b/>
               </w:rPr>
               <w:t>_Address__c</w:t>
             </w:r>
             <w:proofErr w:type="spellEnd"/>
             <w:r>
               <w:rPr>
-                <w:bCs/>
+                <w:b/>
               </w:rPr>
               <w:t>}</w:t>
             </w:r>
@@ -1443,7 +1463,7 @@
               <w:ind w:firstLine="1418"/>
               <w:jc w:val="center"/>
               <w:rPr>
-                <w:bCs/>
+                <w:b/>
               </w:rPr>
             </w:pPr>
           </w:p>
@@ -1456,35 +1476,35 @@
             </w:pPr>
             <w:r>
               <w:rPr>
-                <w:bCs/>
+                <w:b/>
               </w:rPr>
               <w:t>{</w:t>
             </w:r>
             <w:proofErr w:type="spellStart"/>
             <w:r>
               <w:rPr>
-                <w:bCs/>
+                <w:b/>
               </w:rPr>
               <w:t>Invoice__</w:t>
             </w:r>
             <w:proofErr w:type="gramStart"/>
             <w:r>
               <w:rPr>
-                <w:bCs/>
+                <w:b/>
               </w:rPr>
               <w:t>c.Buyer</w:t>
             </w:r>
             <w:proofErr w:type="gramEnd"/>
             <w:r>
               <w:rPr>
-                <w:bCs/>
+                <w:b/>
               </w:rPr>
               <w:t>_Post_Code__c</w:t>
             </w:r>
             <w:proofErr w:type="spellEnd"/>
             <w:r>
               <w:rPr>
-                <w:bCs/>
+                <w:b/>
               </w:rPr>
               <w:t>}</w:t>
             </w:r>
@@ -1492,7 +1512,10 @@
         </w:tc>
         <w:tc>
           <w:tcPr>
-            <w:tcW w:w="6048" w:type="dxa"/>
+            <w:tcW w:w="4408" w:type="dxa"/>
+            <w:tcBorders>
+              <w:left w:val="nil"/>
+            </w:tcBorders>
           </w:tcPr>
           <w:tbl>
             <w:tblPr>
@@ -1520,6 +1543,9 @@
               <w:tc>
                 <w:tcPr>
                   <w:tcW w:w="1354" w:type="dxa"/>
+                  <w:tcBorders>
+                    <w:top w:val="nil"/>
+                  </w:tcBorders>
                 </w:tcPr>
                 <w:p>
                   <w:pPr>
@@ -1546,6 +1572,11 @@
               <w:tc>
                 <w:tcPr>
                   <w:tcW w:w="4468" w:type="dxa"/>
+                  <w:tcBorders>
+                    <w:top w:val="nil"/>
+                    <w:bottom w:val="single" w:sz="4" w:space="0" w:color="auto"/>
+                    <w:right w:val="nil"/>
+                  </w:tcBorders>
                 </w:tcPr>
                 <w:p>
                   <w:pPr>
@@ -1558,13 +1589,13 @@
                     <w:adjustRightInd w:val="0"/>
                     <w:rPr>
                       <w:rFonts w:ascii="Courier New" w:hAnsi="Courier New" w:cs="Courier New"/>
-                      <w:bCs/>
+                      <w:b/>
                     </w:rPr>
                   </w:pPr>
                   <w:r>
                     <w:rPr>
                       <w:rFonts w:ascii="Courier New" w:hAnsi="Courier New" w:cs="Courier New"/>
-                      <w:bCs/>
+                      <w:b/>
                     </w:rPr>
                     <w:t>{</w:t>
                   </w:r>
@@ -1572,7 +1603,7 @@
                   <w:r>
                     <w:rPr>
                       <w:rFonts w:ascii="Courier New" w:hAnsi="Courier New" w:cs="Courier New"/>
-                      <w:bCs/>
+                      <w:b/>
                     </w:rPr>
                     <w:t>Invoice.Name</w:t>
                   </w:r>
@@ -1580,7 +1611,7 @@
                   <w:r>
                     <w:rPr>
                       <w:rFonts w:ascii="Courier New" w:hAnsi="Courier New" w:cs="Courier New"/>
-                      <w:bCs/>
+                      <w:b/>
                     </w:rPr>
                     <w:t>}</w:t>
                   </w:r>
@@ -1594,6 +1625,9 @@
               <w:tc>
                 <w:tcPr>
                   <w:tcW w:w="1354" w:type="dxa"/>
+                  <w:tcBorders>
+                    <w:bottom w:val="single" w:sz="4" w:space="0" w:color="auto"/>
+                  </w:tcBorders>
                 </w:tcPr>
                 <w:p>
                   <w:pPr>
@@ -1633,6 +1667,11 @@
               <w:tc>
                 <w:tcPr>
                   <w:tcW w:w="4468" w:type="dxa"/>
+                  <w:tcBorders>
+                    <w:bottom w:val="single" w:sz="4" w:space="0" w:color="auto"/>
+                    <w:right w:val="nil"/>
+                  </w:tcBorders>
+                  <w:vAlign w:val="center"/>
                 </w:tcPr>
                 <w:p>
                   <w:pPr>
@@ -1672,11 +1711,14 @@
             </w:tr>
             <w:tr>
               <w:trPr>
-                <w:trHeight w:val="724"/>
+                <w:trHeight w:val="908"/>
               </w:trPr>
               <w:tc>
                 <w:tcPr>
                   <w:tcW w:w="1354" w:type="dxa"/>
+                  <w:tcBorders>
+                    <w:bottom w:val="nil"/>
+                  </w:tcBorders>
                 </w:tcPr>
                 <w:p>
                   <w:pPr>
@@ -1703,6 +1745,10 @@
               <w:tc>
                 <w:tcPr>
                   <w:tcW w:w="4468" w:type="dxa"/>
+                  <w:tcBorders>
+                    <w:bottom w:val="nil"/>
+                    <w:right w:val="nil"/>
+                  </w:tcBorders>
                 </w:tcPr>
                 <w:p>
                   <w:pPr>
@@ -1746,7 +1792,14 @@
               </w:tc>
             </w:tr>
           </w:tbl>
-          <w:p/>
+          <w:p>
+            <w:pPr>
+              <w:jc w:val="center"/>
+              <w:rPr>
+                <w:bCs/>
+              </w:rPr>
+            </w:pPr>
+          </w:p>
         </w:tc>
       </w:tr>
     </w:tbl>
@@ -1808,20 +1861,21 @@
           <w:insideH w:val="single" w:sz="4" w:space="0" w:color="auto"/>
           <w:insideV w:val="single" w:sz="4" w:space="0" w:color="auto"/>
         </w:tblBorders>
+        <w:tblLayout w:type="fixed"/>
         <w:tblLook w:val="01E0" w:firstRow="1" w:lastRow="1" w:firstColumn="1" w:lastColumn="1" w:noHBand="0" w:noVBand="0"/>
       </w:tblPr>
       <w:tblGrid>
-        <w:gridCol w:w="744"/>
-        <w:gridCol w:w="3562"/>
-        <w:gridCol w:w="481"/>
-        <w:gridCol w:w="2330"/>
-        <w:gridCol w:w="921"/>
-        <w:gridCol w:w="2418"/>
+        <w:gridCol w:w="1615"/>
+        <w:gridCol w:w="1710"/>
+        <w:gridCol w:w="630"/>
+        <w:gridCol w:w="1980"/>
+        <w:gridCol w:w="2070"/>
+        <w:gridCol w:w="2451"/>
       </w:tblGrid>
       <w:tr>
         <w:tc>
           <w:tcPr>
-            <w:tcW w:w="1075" w:type="dxa"/>
+            <w:tcW w:w="1615" w:type="dxa"/>
           </w:tcPr>
           <w:p>
             <w:pPr>
@@ -1847,7 +1901,7 @@
         </w:tc>
         <w:tc>
           <w:tcPr>
-            <w:tcW w:w="3231" w:type="dxa"/>
+            <w:tcW w:w="1710" w:type="dxa"/>
           </w:tcPr>
           <w:p>
             <w:pPr>
@@ -1917,7 +1971,7 @@
         </w:tc>
         <w:tc>
           <w:tcPr>
-            <w:tcW w:w="481" w:type="dxa"/>
+            <w:tcW w:w="630" w:type="dxa"/>
           </w:tcPr>
           <w:p>
             <w:pPr>
@@ -1943,7 +1997,7 @@
         </w:tc>
         <w:tc>
           <w:tcPr>
-            <w:tcW w:w="2330" w:type="dxa"/>
+            <w:tcW w:w="1980" w:type="dxa"/>
           </w:tcPr>
           <w:p>
             <w:pPr>
@@ -1989,7 +2043,7 @@
         </w:tc>
         <w:tc>
           <w:tcPr>
-            <w:tcW w:w="921" w:type="dxa"/>
+            <w:tcW w:w="2070" w:type="dxa"/>
           </w:tcPr>
           <w:p>
             <w:pPr>
@@ -2015,7 +2069,7 @@
         </w:tc>
         <w:tc>
           <w:tcPr>
-            <w:tcW w:w="2418" w:type="dxa"/>
+            <w:tcW w:w="2451" w:type="dxa"/>
           </w:tcPr>
           <w:p>
             <w:pPr>
@@ -2807,7 +2861,7 @@
       <w:pPr>
         <w:widowControl w:val="0"/>
         <w:pBdr>
-          <w:bottom w:val="single" w:sz="12" w:space="1" w:color="auto"/>
+          <w:bottom w:val="single" w:sz="12" w:space="0" w:color="auto"/>
         </w:pBdr>
         <w:autoSpaceDE w:val="0"/>
         <w:autoSpaceDN w:val="0"/>
@@ -2821,7 +2875,8 @@
     </w:p>
     <w:tbl>
       <w:tblPr>
-        <w:tblW w:w="0" w:type="auto"/>
+        <w:tblpPr w:leftFromText="180" w:rightFromText="180" w:vertAnchor="text" w:horzAnchor="margin" w:tblpY="47"/>
+        <w:tblW w:w="10435" w:type="dxa"/>
         <w:tblBorders>
           <w:top w:val="single" w:sz="4" w:space="0" w:color="auto"/>
           <w:left w:val="single" w:sz="4" w:space="0" w:color="auto"/>
@@ -2833,10 +2888,10 @@
         <w:tblLook w:val="0000" w:firstRow="0" w:lastRow="0" w:firstColumn="0" w:lastColumn="0" w:noHBand="0" w:noVBand="0"/>
       </w:tblPr>
       <w:tblGrid>
-        <w:gridCol w:w="1068"/>
+        <w:gridCol w:w="1066"/>
         <w:gridCol w:w="2857"/>
-        <w:gridCol w:w="1639"/>
-        <w:gridCol w:w="847"/>
+        <w:gridCol w:w="1623"/>
+        <w:gridCol w:w="844"/>
         <w:gridCol w:w="4045"/>
       </w:tblGrid>
       <w:tr>
@@ -2845,7 +2900,7 @@
         </w:trPr>
         <w:tc>
           <w:tcPr>
-            <w:tcW w:w="1538" w:type="dxa"/>
+            <w:tcW w:w="1068" w:type="dxa"/>
           </w:tcPr>
           <w:p>
             <w:pPr>
@@ -2872,7 +2927,7 @@
         </w:tc>
         <w:tc>
           <w:tcPr>
-            <w:tcW w:w="1405" w:type="dxa"/>
+            <w:tcW w:w="2857" w:type="dxa"/>
           </w:tcPr>
           <w:p>
             <w:pPr>
@@ -2916,7 +2971,7 @@
         </w:tc>
         <w:tc>
           <w:tcPr>
-            <w:tcW w:w="5103" w:type="dxa"/>
+            <w:tcW w:w="1639" w:type="dxa"/>
             <w:tcBorders>
               <w:top w:val="nil"/>
               <w:bottom w:val="nil"/>
@@ -2943,7 +2998,7 @@
         </w:tc>
         <w:tc>
           <w:tcPr>
-            <w:tcW w:w="1418" w:type="dxa"/>
+            <w:tcW w:w="847" w:type="dxa"/>
           </w:tcPr>
           <w:p>
             <w:pPr>
@@ -2965,7 +3020,7 @@
         </w:tc>
         <w:tc>
           <w:tcPr>
-            <w:tcW w:w="1276" w:type="dxa"/>
+            <w:tcW w:w="4024" w:type="dxa"/>
             <w:shd w:val="clear" w:color="auto" w:fill="auto"/>
           </w:tcPr>
           <w:p>
@@ -3021,7 +3076,7 @@
     </w:p>
     <w:tbl>
       <w:tblPr>
-        <w:tblW w:w="10881" w:type="dxa"/>
+        <w:tblW w:w="10435" w:type="dxa"/>
         <w:tblBorders>
           <w:top w:val="single" w:sz="4" w:space="0" w:color="auto"/>
           <w:left w:val="single" w:sz="4" w:space="0" w:color="auto"/>
@@ -3036,8 +3091,8 @@
       <w:tblGrid>
         <w:gridCol w:w="3936"/>
         <w:gridCol w:w="1984"/>
-        <w:gridCol w:w="3402"/>
-        <w:gridCol w:w="1559"/>
+        <w:gridCol w:w="2715"/>
+        <w:gridCol w:w="1800"/>
       </w:tblGrid>
       <w:tr>
         <w:trPr>
@@ -3141,7 +3196,7 @@
         </w:tc>
         <w:tc>
           <w:tcPr>
-            <w:tcW w:w="3402" w:type="dxa"/>
+            <w:tcW w:w="2715" w:type="dxa"/>
           </w:tcPr>
           <w:p>
             <w:pPr>
@@ -3149,6 +3204,7 @@
               <w:autoSpaceDE w:val="0"/>
               <w:autoSpaceDN w:val="0"/>
               <w:adjustRightInd w:val="0"/>
+              <w:jc w:val="center"/>
               <w:rPr>
                 <w:rFonts w:ascii="Arial" w:hAnsi="Arial" w:cs="Arial"/>
                 <w:b/>
@@ -3163,13 +3219,13 @@
                 <w:sz w:val="22"/>
                 <w:szCs w:val="22"/>
               </w:rPr>
-              <w:t xml:space="preserve">       TOTAL AMOUNT DUE    </w:t>
+              <w:t>TOTAL AMOUNT DUE</w:t>
             </w:r>
           </w:p>
         </w:tc>
         <w:tc>
           <w:tcPr>
-            <w:tcW w:w="1559" w:type="dxa"/>
+            <w:tcW w:w="1800" w:type="dxa"/>
           </w:tcPr>
           <w:p>
             <w:pPr>
@@ -4338,6 +4394,7 @@
   <w:style w:type="character" w:default="1" w:styleId="DefaultParagraphFont">
     <w:name w:val="Default Paragraph Font"/>
     <w:uiPriority w:val="1"/>
+    <w:semiHidden/>
     <w:unhideWhenUsed/>
   </w:style>
   <w:style w:type="table" w:default="1" w:styleId="TableNormal">

--- a/src/templates/template_Sales_Invoice_v2.docx
+++ b/src/templates/template_Sales_Invoice_v2.docx
@@ -81,15 +81,7 @@
                               </w:rPr>
                             </w:pPr>
                             <w:r>
-                              <w:t>{#header_</w:t>
-                            </w:r>
-                            <w:proofErr w:type="gramStart"/>
-                            <w:r>
-                              <w:t>show}{</w:t>
-                            </w:r>
-                            <w:proofErr w:type="gramEnd"/>
-                            <w:r>
-                              <w:t>#header_logo_only}</w:t>
+                              <w:t>{#header_show}{#header_logo_only}</w:t>
                             </w:r>
                             <w:r>
                               <w:t>{</w:t>
@@ -1139,15 +1131,7 @@
                         <w:txbxContent>
                           <w:p>
                             <w:r>
-                              <w:t>{#header_</w:t>
-                            </w:r>
-                            <w:proofErr w:type="gramStart"/>
-                            <w:r>
-                              <w:t>show}{</w:t>
-                            </w:r>
-                            <w:proofErr w:type="gramEnd"/>
-                            <w:r>
-                              <w:t>#header_logo_only}</w:t>
+                              <w:t>{#header_show}{#header_logo_only}</w:t>
                             </w:r>
                             <w:r>
                               <w:t>{%header_logo}</w:t>
@@ -1383,21 +1367,7 @@
               <w:rPr>
                 <w:b/>
               </w:rPr>
-              <w:t>Invoice__</w:t>
-            </w:r>
-            <w:proofErr w:type="gramStart"/>
-            <w:r>
-              <w:rPr>
-                <w:b/>
-              </w:rPr>
-              <w:t>c.Buyer</w:t>
-            </w:r>
-            <w:proofErr w:type="gramEnd"/>
-            <w:r>
-              <w:rPr>
-                <w:b/>
-              </w:rPr>
-              <w:t>__c</w:t>
+              <w:t>Invoice__c.Buyer__c</w:t>
             </w:r>
             <w:proofErr w:type="spellEnd"/>
             <w:r>
@@ -1434,21 +1404,7 @@
               <w:rPr>
                 <w:b/>
               </w:rPr>
-              <w:t>Invoice__</w:t>
-            </w:r>
-            <w:proofErr w:type="gramStart"/>
-            <w:r>
-              <w:rPr>
-                <w:b/>
-              </w:rPr>
-              <w:t>c.Buyer</w:t>
-            </w:r>
-            <w:proofErr w:type="gramEnd"/>
-            <w:r>
-              <w:rPr>
-                <w:b/>
-              </w:rPr>
-              <w:t>_Address__c</w:t>
+              <w:t>Invoice__c.Buyer_Address__c</w:t>
             </w:r>
             <w:proofErr w:type="spellEnd"/>
             <w:r>
@@ -1485,21 +1441,7 @@
               <w:rPr>
                 <w:b/>
               </w:rPr>
-              <w:t>Invoice__</w:t>
-            </w:r>
-            <w:proofErr w:type="gramStart"/>
-            <w:r>
-              <w:rPr>
-                <w:b/>
-              </w:rPr>
-              <w:t>c.Buyer</w:t>
-            </w:r>
-            <w:proofErr w:type="gramEnd"/>
-            <w:r>
-              <w:rPr>
-                <w:b/>
-              </w:rPr>
-              <w:t>_Post_Code__c</w:t>
+              <w:t>Invoice__c.Buyer_Post_Code__c</w:t>
             </w:r>
             <w:proofErr w:type="spellEnd"/>
             <w:r>
@@ -1930,33 +1872,15 @@
                 <w:sz w:val="22"/>
                 <w:szCs w:val="22"/>
               </w:rPr>
-              <w:t>Movement_Sheet__</w:t>
-            </w:r>
-            <w:proofErr w:type="gramStart"/>
-            <w:r>
-              <w:rPr>
-                <w:rFonts w:ascii="Courier New" w:hAnsi="Courier New" w:cs="Courier New"/>
-                <w:sz w:val="22"/>
-                <w:szCs w:val="22"/>
-              </w:rPr>
-              <w:t>c.</w:t>
-            </w:r>
-            <w:r>
-              <w:rPr>
-                <w:rFonts w:ascii="Courier New" w:hAnsi="Courier New" w:cs="Courier New"/>
-                <w:sz w:val="22"/>
-                <w:szCs w:val="22"/>
-              </w:rPr>
-              <w:t>Buyer</w:t>
-            </w:r>
-            <w:proofErr w:type="gramEnd"/>
-            <w:r>
-              <w:rPr>
-                <w:rFonts w:ascii="Courier New" w:hAnsi="Courier New" w:cs="Courier New"/>
-                <w:sz w:val="22"/>
-                <w:szCs w:val="22"/>
-              </w:rPr>
-              <w:t>_Reference__c</w:t>
+              <w:t>Movement_Sheet__c.</w:t>
+            </w:r>
+            <w:r>
+              <w:rPr>
+                <w:rFonts w:ascii="Courier New" w:hAnsi="Courier New" w:cs="Courier New"/>
+                <w:sz w:val="22"/>
+                <w:szCs w:val="22"/>
+              </w:rPr>
+              <w:t>Buyer_Reference__c</w:t>
             </w:r>
             <w:proofErr w:type="spellEnd"/>
             <w:r>
@@ -2020,7 +1944,6 @@
               <w:t>{Movement_Sheet__</w:t>
             </w:r>
             <w:proofErr w:type="spellStart"/>
-            <w:proofErr w:type="gramStart"/>
             <w:r>
               <w:rPr>
                 <w:rFonts w:ascii="Courier New" w:hAnsi="Courier New" w:cs="Courier New"/>
@@ -2030,7 +1953,6 @@
               <w:t>c.Name</w:t>
             </w:r>
             <w:proofErr w:type="spellEnd"/>
-            <w:proofErr w:type="gramEnd"/>
             <w:r>
               <w:rPr>
                 <w:rFonts w:ascii="Courier New" w:hAnsi="Courier New" w:cs="Courier New"/>
@@ -2098,25 +2020,7 @@
                 <w:sz w:val="22"/>
                 <w:szCs w:val="22"/>
               </w:rPr>
-              <w:t>Invoice__</w:t>
-            </w:r>
-            <w:proofErr w:type="gramStart"/>
-            <w:r>
-              <w:rPr>
-                <w:rFonts w:ascii="Courier New" w:hAnsi="Courier New" w:cs="Courier New"/>
-                <w:sz w:val="22"/>
-                <w:szCs w:val="22"/>
-              </w:rPr>
-              <w:t>c.Tax</w:t>
-            </w:r>
-            <w:proofErr w:type="gramEnd"/>
-            <w:r>
-              <w:rPr>
-                <w:rFonts w:ascii="Courier New" w:hAnsi="Courier New" w:cs="Courier New"/>
-                <w:sz w:val="22"/>
-                <w:szCs w:val="22"/>
-              </w:rPr>
-              <w:t>_Point__c</w:t>
+              <w:t>Invoice__c.Tax_Point__c</w:t>
             </w:r>
             <w:proofErr w:type="spellEnd"/>
             <w:r>
@@ -2196,9 +2100,9 @@
       <w:tblGrid>
         <w:gridCol w:w="1668"/>
         <w:gridCol w:w="1417"/>
-        <w:gridCol w:w="2552"/>
-        <w:gridCol w:w="1417"/>
-        <w:gridCol w:w="1134"/>
+        <w:gridCol w:w="2850"/>
+        <w:gridCol w:w="1350"/>
+        <w:gridCol w:w="903"/>
         <w:gridCol w:w="1418"/>
       </w:tblGrid>
       <w:tr>
@@ -2256,7 +2160,7 @@
         </w:tc>
         <w:tc>
           <w:tcPr>
-            <w:tcW w:w="2552" w:type="dxa"/>
+            <w:tcW w:w="2850" w:type="dxa"/>
           </w:tcPr>
           <w:p>
             <w:pPr>
@@ -2282,7 +2186,7 @@
         </w:tc>
         <w:tc>
           <w:tcPr>
-            <w:tcW w:w="1417" w:type="dxa"/>
+            <w:tcW w:w="1350" w:type="dxa"/>
           </w:tcPr>
           <w:p>
             <w:pPr>
@@ -2308,7 +2212,7 @@
         </w:tc>
         <w:tc>
           <w:tcPr>
-            <w:tcW w:w="1134" w:type="dxa"/>
+            <w:tcW w:w="903" w:type="dxa"/>
           </w:tcPr>
           <w:p>
             <w:pPr>
@@ -2383,16 +2287,7 @@
                 <w:sz w:val="22"/>
                 <w:szCs w:val="22"/>
               </w:rPr>
-              <w:t>{#invoice_line_</w:t>
-            </w:r>
-            <w:proofErr w:type="gramStart"/>
-            <w:r>
-              <w:rPr>
-                <w:rFonts w:ascii="Courier New" w:hAnsi="Courier New" w:cs="Courier New"/>
-                <w:sz w:val="22"/>
-                <w:szCs w:val="22"/>
-              </w:rPr>
-              <w:t>rows}</w:t>
+              <w:t>{#invoice_line_rows}</w:t>
             </w:r>
             <w:r>
               <w:rPr>
@@ -2404,7 +2299,6 @@
               <w:t>{</w:t>
             </w:r>
             <w:proofErr w:type="spellStart"/>
-            <w:proofErr w:type="gramEnd"/>
             <w:r>
               <w:rPr>
                 <w:rFonts w:ascii="Courier New" w:hAnsi="Courier New" w:cs="Courier New"/>
@@ -2460,9 +2354,8 @@
                 <w:szCs w:val="22"/>
                 <w:lang w:val="en-US"/>
               </w:rPr>
-              <w:t>Invoice_Line__</w:t>
-            </w:r>
-            <w:proofErr w:type="gramStart"/>
+              <w:t>Invoice_Line__c.</w:t>
+            </w:r>
             <w:r>
               <w:rPr>
                 <w:rFonts w:ascii="Courier New" w:hAnsi="Courier New" w:cs="Courier New"/>
@@ -2470,17 +2363,7 @@
                 <w:szCs w:val="22"/>
                 <w:lang w:val="en-US"/>
               </w:rPr>
-              <w:t>c.Movement</w:t>
-            </w:r>
-            <w:proofErr w:type="gramEnd"/>
-            <w:r>
-              <w:rPr>
-                <w:rFonts w:ascii="Courier New" w:hAnsi="Courier New" w:cs="Courier New"/>
-                <w:sz w:val="22"/>
-                <w:szCs w:val="22"/>
-                <w:lang w:val="en-US"/>
-              </w:rPr>
-              <w:t>__c.Tonnage__c</w:t>
+              <w:t>Quantity__c</w:t>
             </w:r>
             <w:proofErr w:type="spellEnd"/>
             <w:r>
@@ -2496,7 +2379,7 @@
         </w:tc>
         <w:tc>
           <w:tcPr>
-            <w:tcW w:w="2552" w:type="dxa"/>
+            <w:tcW w:w="2850" w:type="dxa"/>
           </w:tcPr>
           <w:p>
             <w:pPr>
@@ -2541,7 +2424,7 @@
         </w:tc>
         <w:tc>
           <w:tcPr>
-            <w:tcW w:w="1417" w:type="dxa"/>
+            <w:tcW w:w="1350" w:type="dxa"/>
           </w:tcPr>
           <w:p>
             <w:pPr>
@@ -2570,25 +2453,7 @@
                 <w:sz w:val="22"/>
                 <w:szCs w:val="22"/>
               </w:rPr>
-              <w:t>Invoice_Line__</w:t>
-            </w:r>
-            <w:proofErr w:type="gramStart"/>
-            <w:r>
-              <w:rPr>
-                <w:rFonts w:ascii="Courier New" w:hAnsi="Courier New" w:cs="Courier New"/>
-                <w:sz w:val="22"/>
-                <w:szCs w:val="22"/>
-              </w:rPr>
-              <w:t>c.Unit</w:t>
-            </w:r>
-            <w:proofErr w:type="gramEnd"/>
-            <w:r>
-              <w:rPr>
-                <w:rFonts w:ascii="Courier New" w:hAnsi="Courier New" w:cs="Courier New"/>
-                <w:sz w:val="22"/>
-                <w:szCs w:val="22"/>
-              </w:rPr>
-              <w:t>_Price__c</w:t>
+              <w:t>Invoice_Line__c.Unit_Price__c</w:t>
             </w:r>
             <w:proofErr w:type="spellEnd"/>
             <w:r>
@@ -2603,7 +2468,7 @@
         </w:tc>
         <w:tc>
           <w:tcPr>
-            <w:tcW w:w="1134" w:type="dxa"/>
+            <w:tcW w:w="903" w:type="dxa"/>
           </w:tcPr>
           <w:p>
             <w:pPr>
@@ -2676,25 +2541,7 @@
                 <w:sz w:val="22"/>
                 <w:szCs w:val="22"/>
               </w:rPr>
-              <w:t>Invoice_Line__</w:t>
-            </w:r>
-            <w:proofErr w:type="gramStart"/>
-            <w:r>
-              <w:rPr>
-                <w:rFonts w:ascii="Courier New" w:hAnsi="Courier New" w:cs="Courier New"/>
-                <w:sz w:val="22"/>
-                <w:szCs w:val="22"/>
-              </w:rPr>
-              <w:t>c.Pre</w:t>
-            </w:r>
-            <w:proofErr w:type="gramEnd"/>
-            <w:r>
-              <w:rPr>
-                <w:rFonts w:ascii="Courier New" w:hAnsi="Courier New" w:cs="Courier New"/>
-                <w:sz w:val="22"/>
-                <w:szCs w:val="22"/>
-              </w:rPr>
-              <w:t>_VAT_Total__c</w:t>
+              <w:t>Invoice_Line__c.Pre_VAT_Total__c</w:t>
             </w:r>
             <w:proofErr w:type="spellEnd"/>
             <w:r>
@@ -3160,27 +3007,7 @@
                 <w:sz w:val="22"/>
                 <w:szCs w:val="22"/>
               </w:rPr>
-              <w:t>Invoice__</w:t>
-            </w:r>
-            <w:proofErr w:type="gramStart"/>
-            <w:r>
-              <w:rPr>
-                <w:rFonts w:ascii="Courier New" w:hAnsi="Courier New" w:cs="Courier New"/>
-                <w:b/>
-                <w:sz w:val="22"/>
-                <w:szCs w:val="22"/>
-              </w:rPr>
-              <w:t>c.Due</w:t>
-            </w:r>
-            <w:proofErr w:type="gramEnd"/>
-            <w:r>
-              <w:rPr>
-                <w:rFonts w:ascii="Courier New" w:hAnsi="Courier New" w:cs="Courier New"/>
-                <w:b/>
-                <w:sz w:val="22"/>
-                <w:szCs w:val="22"/>
-              </w:rPr>
-              <w:t>_Date__c</w:t>
+              <w:t>Invoice__c.Due_Date__c</w:t>
             </w:r>
             <w:proofErr w:type="spellEnd"/>
             <w:r>
@@ -3257,27 +3084,7 @@
                 <w:sz w:val="22"/>
                 <w:szCs w:val="22"/>
               </w:rPr>
-              <w:t>Invoice__</w:t>
-            </w:r>
-            <w:proofErr w:type="gramStart"/>
-            <w:r>
-              <w:rPr>
-                <w:rFonts w:ascii="Courier New" w:hAnsi="Courier New" w:cs="Courier New"/>
-                <w:b/>
-                <w:sz w:val="22"/>
-                <w:szCs w:val="22"/>
-              </w:rPr>
-              <w:t>c.Line</w:t>
-            </w:r>
-            <w:proofErr w:type="gramEnd"/>
-            <w:r>
-              <w:rPr>
-                <w:rFonts w:ascii="Courier New" w:hAnsi="Courier New" w:cs="Courier New"/>
-                <w:b/>
-                <w:sz w:val="22"/>
-                <w:szCs w:val="22"/>
-              </w:rPr>
-              <w:t>_Total_Sum__c</w:t>
+              <w:t>Invoice__c.Line_Total_Sum__c</w:t>
             </w:r>
             <w:proofErr w:type="spellEnd"/>
             <w:r>

--- a/src/templates/template_Sales_Invoice_v2.docx
+++ b/src/templates/template_Sales_Invoice_v2.docx
@@ -81,7 +81,15 @@
                               </w:rPr>
                             </w:pPr>
                             <w:r>
-                              <w:t>{#header_show}{#header_logo_only}</w:t>
+                              <w:t>{#header_</w:t>
+                            </w:r>
+                            <w:proofErr w:type="gramStart"/>
+                            <w:r>
+                              <w:t>show}{</w:t>
+                            </w:r>
+                            <w:proofErr w:type="gramEnd"/>
+                            <w:r>
+                              <w:t>#header_logo_only}</w:t>
                             </w:r>
                             <w:r>
                               <w:t>{</w:t>
@@ -1131,7 +1139,15 @@
                         <w:txbxContent>
                           <w:p>
                             <w:r>
-                              <w:t>{#header_show}{#header_logo_only}</w:t>
+                              <w:t>{#header_</w:t>
+                            </w:r>
+                            <w:proofErr w:type="gramStart"/>
+                            <w:r>
+                              <w:t>show}{</w:t>
+                            </w:r>
+                            <w:proofErr w:type="gramEnd"/>
+                            <w:r>
+                              <w:t>#header_logo_only}</w:t>
                             </w:r>
                             <w:r>
                               <w:t>{%header_logo}</w:t>
@@ -1367,7 +1383,21 @@
               <w:rPr>
                 <w:b/>
               </w:rPr>
-              <w:t>Invoice__c.Buyer__c</w:t>
+              <w:t>Invoice__</w:t>
+            </w:r>
+            <w:proofErr w:type="gramStart"/>
+            <w:r>
+              <w:rPr>
+                <w:b/>
+              </w:rPr>
+              <w:t>c.Buyer</w:t>
+            </w:r>
+            <w:proofErr w:type="gramEnd"/>
+            <w:r>
+              <w:rPr>
+                <w:b/>
+              </w:rPr>
+              <w:t>__c</w:t>
             </w:r>
             <w:proofErr w:type="spellEnd"/>
             <w:r>
@@ -1404,7 +1434,21 @@
               <w:rPr>
                 <w:b/>
               </w:rPr>
-              <w:t>Invoice__c.Buyer_Address__c</w:t>
+              <w:t>Invoice__</w:t>
+            </w:r>
+            <w:proofErr w:type="gramStart"/>
+            <w:r>
+              <w:rPr>
+                <w:b/>
+              </w:rPr>
+              <w:t>c.Buyer</w:t>
+            </w:r>
+            <w:proofErr w:type="gramEnd"/>
+            <w:r>
+              <w:rPr>
+                <w:b/>
+              </w:rPr>
+              <w:t>_Address__c</w:t>
             </w:r>
             <w:proofErr w:type="spellEnd"/>
             <w:r>
@@ -1441,7 +1485,21 @@
               <w:rPr>
                 <w:b/>
               </w:rPr>
-              <w:t>Invoice__c.Buyer_Post_Code__c</w:t>
+              <w:t>Invoice__</w:t>
+            </w:r>
+            <w:proofErr w:type="gramStart"/>
+            <w:r>
+              <w:rPr>
+                <w:b/>
+              </w:rPr>
+              <w:t>c.Buyer</w:t>
+            </w:r>
+            <w:proofErr w:type="gramEnd"/>
+            <w:r>
+              <w:rPr>
+                <w:b/>
+              </w:rPr>
+              <w:t>_Post_Code__c</w:t>
             </w:r>
             <w:proofErr w:type="spellEnd"/>
             <w:r>
@@ -1872,15 +1930,33 @@
                 <w:sz w:val="22"/>
                 <w:szCs w:val="22"/>
               </w:rPr>
-              <w:t>Movement_Sheet__c.</w:t>
-            </w:r>
-            <w:r>
-              <w:rPr>
-                <w:rFonts w:ascii="Courier New" w:hAnsi="Courier New" w:cs="Courier New"/>
-                <w:sz w:val="22"/>
-                <w:szCs w:val="22"/>
-              </w:rPr>
-              <w:t>Buyer_Reference__c</w:t>
+              <w:t>Movement_Sheet__</w:t>
+            </w:r>
+            <w:proofErr w:type="gramStart"/>
+            <w:r>
+              <w:rPr>
+                <w:rFonts w:ascii="Courier New" w:hAnsi="Courier New" w:cs="Courier New"/>
+                <w:sz w:val="22"/>
+                <w:szCs w:val="22"/>
+              </w:rPr>
+              <w:t>c.</w:t>
+            </w:r>
+            <w:r>
+              <w:rPr>
+                <w:rFonts w:ascii="Courier New" w:hAnsi="Courier New" w:cs="Courier New"/>
+                <w:sz w:val="22"/>
+                <w:szCs w:val="22"/>
+              </w:rPr>
+              <w:t>Buyer</w:t>
+            </w:r>
+            <w:proofErr w:type="gramEnd"/>
+            <w:r>
+              <w:rPr>
+                <w:rFonts w:ascii="Courier New" w:hAnsi="Courier New" w:cs="Courier New"/>
+                <w:sz w:val="22"/>
+                <w:szCs w:val="22"/>
+              </w:rPr>
+              <w:t>_Reference__c</w:t>
             </w:r>
             <w:proofErr w:type="spellEnd"/>
             <w:r>
@@ -1944,6 +2020,7 @@
               <w:t>{Movement_Sheet__</w:t>
             </w:r>
             <w:proofErr w:type="spellStart"/>
+            <w:proofErr w:type="gramStart"/>
             <w:r>
               <w:rPr>
                 <w:rFonts w:ascii="Courier New" w:hAnsi="Courier New" w:cs="Courier New"/>
@@ -1953,6 +2030,7 @@
               <w:t>c.Name</w:t>
             </w:r>
             <w:proofErr w:type="spellEnd"/>
+            <w:proofErr w:type="gramEnd"/>
             <w:r>
               <w:rPr>
                 <w:rFonts w:ascii="Courier New" w:hAnsi="Courier New" w:cs="Courier New"/>
@@ -2020,7 +2098,25 @@
                 <w:sz w:val="22"/>
                 <w:szCs w:val="22"/>
               </w:rPr>
-              <w:t>Invoice__c.Tax_Point__c</w:t>
+              <w:t>Invoice__</w:t>
+            </w:r>
+            <w:proofErr w:type="gramStart"/>
+            <w:r>
+              <w:rPr>
+                <w:rFonts w:ascii="Courier New" w:hAnsi="Courier New" w:cs="Courier New"/>
+                <w:sz w:val="22"/>
+                <w:szCs w:val="22"/>
+              </w:rPr>
+              <w:t>c.Tax</w:t>
+            </w:r>
+            <w:proofErr w:type="gramEnd"/>
+            <w:r>
+              <w:rPr>
+                <w:rFonts w:ascii="Courier New" w:hAnsi="Courier New" w:cs="Courier New"/>
+                <w:sz w:val="22"/>
+                <w:szCs w:val="22"/>
+              </w:rPr>
+              <w:t>_Point__c</w:t>
             </w:r>
             <w:proofErr w:type="spellEnd"/>
             <w:r>
@@ -2035,19 +2131,6 @@
         </w:tc>
       </w:tr>
     </w:tbl>
-    <w:p>
-      <w:pPr>
-        <w:widowControl w:val="0"/>
-        <w:autoSpaceDE w:val="0"/>
-        <w:autoSpaceDN w:val="0"/>
-        <w:adjustRightInd w:val="0"/>
-        <w:rPr>
-          <w:rFonts w:ascii="Courier New" w:hAnsi="Courier New" w:cs="Courier New"/>
-          <w:sz w:val="22"/>
-          <w:szCs w:val="22"/>
-        </w:rPr>
-      </w:pPr>
-    </w:p>
     <w:p>
       <w:pPr>
         <w:widowControl w:val="0"/>
@@ -2098,17 +2181,17 @@
         <w:tblLook w:val="01E0" w:firstRow="1" w:lastRow="1" w:firstColumn="1" w:lastColumn="1" w:noHBand="0" w:noVBand="0"/>
       </w:tblPr>
       <w:tblGrid>
-        <w:gridCol w:w="1668"/>
-        <w:gridCol w:w="1417"/>
-        <w:gridCol w:w="2850"/>
-        <w:gridCol w:w="1350"/>
-        <w:gridCol w:w="903"/>
-        <w:gridCol w:w="1418"/>
+        <w:gridCol w:w="1795"/>
+        <w:gridCol w:w="1290"/>
+        <w:gridCol w:w="3030"/>
+        <w:gridCol w:w="1170"/>
+        <w:gridCol w:w="1170"/>
+        <w:gridCol w:w="1151"/>
       </w:tblGrid>
       <w:tr>
         <w:tc>
           <w:tcPr>
-            <w:tcW w:w="1668" w:type="dxa"/>
+            <w:tcW w:w="1795" w:type="dxa"/>
           </w:tcPr>
           <w:p>
             <w:pPr>
@@ -2134,7 +2217,7 @@
         </w:tc>
         <w:tc>
           <w:tcPr>
-            <w:tcW w:w="1417" w:type="dxa"/>
+            <w:tcW w:w="1290" w:type="dxa"/>
           </w:tcPr>
           <w:p>
             <w:pPr>
@@ -2160,7 +2243,7 @@
         </w:tc>
         <w:tc>
           <w:tcPr>
-            <w:tcW w:w="2850" w:type="dxa"/>
+            <w:tcW w:w="3030" w:type="dxa"/>
           </w:tcPr>
           <w:p>
             <w:pPr>
@@ -2186,7 +2269,7 @@
         </w:tc>
         <w:tc>
           <w:tcPr>
-            <w:tcW w:w="1350" w:type="dxa"/>
+            <w:tcW w:w="1170" w:type="dxa"/>
           </w:tcPr>
           <w:p>
             <w:pPr>
@@ -2212,7 +2295,7 @@
         </w:tc>
         <w:tc>
           <w:tcPr>
-            <w:tcW w:w="903" w:type="dxa"/>
+            <w:tcW w:w="1170" w:type="dxa"/>
           </w:tcPr>
           <w:p>
             <w:pPr>
@@ -2238,7 +2321,7 @@
         </w:tc>
         <w:tc>
           <w:tcPr>
-            <w:tcW w:w="1418" w:type="dxa"/>
+            <w:tcW w:w="1151" w:type="dxa"/>
           </w:tcPr>
           <w:p>
             <w:pPr>
@@ -2266,7 +2349,7 @@
       <w:tr>
         <w:tc>
           <w:tcPr>
-            <w:tcW w:w="1668" w:type="dxa"/>
+            <w:tcW w:w="1795" w:type="dxa"/>
           </w:tcPr>
           <w:p>
             <w:pPr>
@@ -2287,7 +2370,16 @@
                 <w:sz w:val="22"/>
                 <w:szCs w:val="22"/>
               </w:rPr>
-              <w:t>{#invoice_line_rows}</w:t>
+              <w:t>{#invoice_line_</w:t>
+            </w:r>
+            <w:proofErr w:type="gramStart"/>
+            <w:r>
+              <w:rPr>
+                <w:rFonts w:ascii="Courier New" w:hAnsi="Courier New" w:cs="Courier New"/>
+                <w:sz w:val="22"/>
+                <w:szCs w:val="22"/>
+              </w:rPr>
+              <w:t>rows}</w:t>
             </w:r>
             <w:r>
               <w:rPr>
@@ -2299,6 +2391,7 @@
               <w:t>{</w:t>
             </w:r>
             <w:proofErr w:type="spellStart"/>
+            <w:proofErr w:type="gramEnd"/>
             <w:r>
               <w:rPr>
                 <w:rFonts w:ascii="Courier New" w:hAnsi="Courier New" w:cs="Courier New"/>
@@ -2322,7 +2415,7 @@
         </w:tc>
         <w:tc>
           <w:tcPr>
-            <w:tcW w:w="1417" w:type="dxa"/>
+            <w:tcW w:w="1290" w:type="dxa"/>
           </w:tcPr>
           <w:p>
             <w:pPr>
@@ -2354,8 +2447,9 @@
                 <w:szCs w:val="22"/>
                 <w:lang w:val="en-US"/>
               </w:rPr>
-              <w:t>Invoice_Line__c.</w:t>
-            </w:r>
+              <w:t>Invoice_Line__</w:t>
+            </w:r>
+            <w:proofErr w:type="gramStart"/>
             <w:r>
               <w:rPr>
                 <w:rFonts w:ascii="Courier New" w:hAnsi="Courier New" w:cs="Courier New"/>
@@ -2363,7 +2457,26 @@
                 <w:szCs w:val="22"/>
                 <w:lang w:val="en-US"/>
               </w:rPr>
-              <w:t>Quantity__c</w:t>
+              <w:t>c.</w:t>
+            </w:r>
+            <w:r>
+              <w:rPr>
+                <w:rFonts w:ascii="Courier New" w:hAnsi="Courier New" w:cs="Courier New"/>
+                <w:sz w:val="22"/>
+                <w:szCs w:val="22"/>
+                <w:lang w:val="en-US"/>
+              </w:rPr>
+              <w:t>Quantity</w:t>
+            </w:r>
+            <w:proofErr w:type="gramEnd"/>
+            <w:r>
+              <w:rPr>
+                <w:rFonts w:ascii="Courier New" w:hAnsi="Courier New" w:cs="Courier New"/>
+                <w:sz w:val="22"/>
+                <w:szCs w:val="22"/>
+                <w:lang w:val="en-US"/>
+              </w:rPr>
+              <w:t>__c</w:t>
             </w:r>
             <w:proofErr w:type="spellEnd"/>
             <w:r>
@@ -2379,7 +2492,7 @@
         </w:tc>
         <w:tc>
           <w:tcPr>
-            <w:tcW w:w="2850" w:type="dxa"/>
+            <w:tcW w:w="3030" w:type="dxa"/>
           </w:tcPr>
           <w:p>
             <w:pPr>
@@ -2424,7 +2537,7 @@
         </w:tc>
         <w:tc>
           <w:tcPr>
-            <w:tcW w:w="1350" w:type="dxa"/>
+            <w:tcW w:w="1170" w:type="dxa"/>
           </w:tcPr>
           <w:p>
             <w:pPr>
@@ -2453,7 +2566,25 @@
                 <w:sz w:val="22"/>
                 <w:szCs w:val="22"/>
               </w:rPr>
-              <w:t>Invoice_Line__c.Unit_Price__c</w:t>
+              <w:t>Invoice_Line__</w:t>
+            </w:r>
+            <w:proofErr w:type="gramStart"/>
+            <w:r>
+              <w:rPr>
+                <w:rFonts w:ascii="Courier New" w:hAnsi="Courier New" w:cs="Courier New"/>
+                <w:sz w:val="22"/>
+                <w:szCs w:val="22"/>
+              </w:rPr>
+              <w:t>c.Unit</w:t>
+            </w:r>
+            <w:proofErr w:type="gramEnd"/>
+            <w:r>
+              <w:rPr>
+                <w:rFonts w:ascii="Courier New" w:hAnsi="Courier New" w:cs="Courier New"/>
+                <w:sz w:val="22"/>
+                <w:szCs w:val="22"/>
+              </w:rPr>
+              <w:t>_Price__c</w:t>
             </w:r>
             <w:proofErr w:type="spellEnd"/>
             <w:r>
@@ -2468,7 +2599,7 @@
         </w:tc>
         <w:tc>
           <w:tcPr>
-            <w:tcW w:w="903" w:type="dxa"/>
+            <w:tcW w:w="1170" w:type="dxa"/>
           </w:tcPr>
           <w:p>
             <w:pPr>
@@ -2512,7 +2643,7 @@
         </w:tc>
         <w:tc>
           <w:tcPr>
-            <w:tcW w:w="1418" w:type="dxa"/>
+            <w:tcW w:w="1151" w:type="dxa"/>
           </w:tcPr>
           <w:p>
             <w:pPr>
@@ -2541,7 +2672,25 @@
                 <w:sz w:val="22"/>
                 <w:szCs w:val="22"/>
               </w:rPr>
-              <w:t>Invoice_Line__c.Pre_VAT_Total__c</w:t>
+              <w:t>Invoice_Line__</w:t>
+            </w:r>
+            <w:proofErr w:type="gramStart"/>
+            <w:r>
+              <w:rPr>
+                <w:rFonts w:ascii="Courier New" w:hAnsi="Courier New" w:cs="Courier New"/>
+                <w:sz w:val="22"/>
+                <w:szCs w:val="22"/>
+              </w:rPr>
+              <w:t>c.Pre</w:t>
+            </w:r>
+            <w:proofErr w:type="gramEnd"/>
+            <w:r>
+              <w:rPr>
+                <w:rFonts w:ascii="Courier New" w:hAnsi="Courier New" w:cs="Courier New"/>
+                <w:sz w:val="22"/>
+                <w:szCs w:val="22"/>
+              </w:rPr>
+              <w:t>_VAT_Total__c</w:t>
             </w:r>
             <w:proofErr w:type="spellEnd"/>
             <w:r>
@@ -2618,30 +2767,19 @@
         </w:rPr>
         <w:tab/>
       </w:r>
-      <w:r>
+    </w:p>
+    <w:p>
+      <w:pPr>
+        <w:widowControl w:val="0"/>
+        <w:autoSpaceDE w:val="0"/>
+        <w:autoSpaceDN w:val="0"/>
+        <w:adjustRightInd w:val="0"/>
         <w:rPr>
           <w:rFonts w:ascii="Courier New" w:hAnsi="Courier New" w:cs="Courier New"/>
           <w:sz w:val="22"/>
           <w:szCs w:val="22"/>
         </w:rPr>
-        <w:tab/>
-      </w:r>
-      <w:r>
-        <w:rPr>
-          <w:rFonts w:ascii="Courier New" w:hAnsi="Courier New" w:cs="Courier New"/>
-          <w:sz w:val="22"/>
-          <w:szCs w:val="22"/>
-        </w:rPr>
-        <w:tab/>
-      </w:r>
-      <w:r>
-        <w:rPr>
-          <w:rFonts w:ascii="Courier New" w:hAnsi="Courier New" w:cs="Courier New"/>
-          <w:sz w:val="22"/>
-          <w:szCs w:val="22"/>
-        </w:rPr>
-        <w:tab/>
-      </w:r>
+      </w:pPr>
       <w:r>
         <w:rPr>
           <w:rFonts w:ascii="Courier New" w:hAnsi="Courier New" w:cs="Courier New"/>
@@ -2695,14 +2833,19 @@
           <w:szCs w:val="22"/>
         </w:rPr>
       </w:pPr>
-      <w:r>
+    </w:p>
+    <w:p>
+      <w:pPr>
+        <w:widowControl w:val="0"/>
+        <w:autoSpaceDE w:val="0"/>
+        <w:autoSpaceDN w:val="0"/>
+        <w:adjustRightInd w:val="0"/>
         <w:rPr>
           <w:rFonts w:ascii="Courier New" w:hAnsi="Courier New" w:cs="Courier New"/>
           <w:sz w:val="22"/>
           <w:szCs w:val="22"/>
         </w:rPr>
-        <w:t>_______________________________________________________________________________</w:t>
-      </w:r>
+      </w:pPr>
     </w:p>
     <w:p>
       <w:pPr>
@@ -2918,6 +3061,7 @@
           <w:rFonts w:ascii="Courier New" w:hAnsi="Courier New" w:cs="Courier New"/>
           <w:sz w:val="22"/>
           <w:szCs w:val="22"/>
+          <w:lang w:val="en-US"/>
         </w:rPr>
       </w:pPr>
     </w:p>
@@ -3007,7 +3151,27 @@
                 <w:sz w:val="22"/>
                 <w:szCs w:val="22"/>
               </w:rPr>
-              <w:t>Invoice__c.Due_Date__c</w:t>
+              <w:t>Invoice__</w:t>
+            </w:r>
+            <w:proofErr w:type="gramStart"/>
+            <w:r>
+              <w:rPr>
+                <w:rFonts w:ascii="Courier New" w:hAnsi="Courier New" w:cs="Courier New"/>
+                <w:b/>
+                <w:sz w:val="22"/>
+                <w:szCs w:val="22"/>
+              </w:rPr>
+              <w:t>c.Due</w:t>
+            </w:r>
+            <w:proofErr w:type="gramEnd"/>
+            <w:r>
+              <w:rPr>
+                <w:rFonts w:ascii="Courier New" w:hAnsi="Courier New" w:cs="Courier New"/>
+                <w:b/>
+                <w:sz w:val="22"/>
+                <w:szCs w:val="22"/>
+              </w:rPr>
+              <w:t>_Date__c</w:t>
             </w:r>
             <w:proofErr w:type="spellEnd"/>
             <w:r>
@@ -3084,7 +3248,27 @@
                 <w:sz w:val="22"/>
                 <w:szCs w:val="22"/>
               </w:rPr>
-              <w:t>Invoice__c.Line_Total_Sum__c</w:t>
+              <w:t>Invoice__</w:t>
+            </w:r>
+            <w:proofErr w:type="gramStart"/>
+            <w:r>
+              <w:rPr>
+                <w:rFonts w:ascii="Courier New" w:hAnsi="Courier New" w:cs="Courier New"/>
+                <w:b/>
+                <w:sz w:val="22"/>
+                <w:szCs w:val="22"/>
+              </w:rPr>
+              <w:t>c.Line</w:t>
+            </w:r>
+            <w:proofErr w:type="gramEnd"/>
+            <w:r>
+              <w:rPr>
+                <w:rFonts w:ascii="Courier New" w:hAnsi="Courier New" w:cs="Courier New"/>
+                <w:b/>
+                <w:sz w:val="22"/>
+                <w:szCs w:val="22"/>
+              </w:rPr>
+              <w:t>_Total_Sum__c</w:t>
             </w:r>
             <w:proofErr w:type="spellEnd"/>
             <w:r>

--- a/src/templates/template_Sales_Invoice_v2.docx
+++ b/src/templates/template_Sales_Invoice_v2.docx
@@ -81,15 +81,7 @@
                               </w:rPr>
                             </w:pPr>
                             <w:r>
-                              <w:t>{#header_</w:t>
-                            </w:r>
-                            <w:proofErr w:type="gramStart"/>
-                            <w:r>
-                              <w:t>show}{</w:t>
-                            </w:r>
-                            <w:proofErr w:type="gramEnd"/>
-                            <w:r>
-                              <w:t>#header_logo_only}</w:t>
+                              <w:t>{#header_show}{#header_logo_only}</w:t>
                             </w:r>
                             <w:r>
                               <w:t>{</w:t>
@@ -597,15 +589,7 @@
                         </w:rPr>
                       </w:pPr>
                       <w:r>
-                        <w:t>{#header_</w:t>
-                      </w:r>
-                      <w:proofErr w:type="gramStart"/>
-                      <w:r>
-                        <w:t>show}{</w:t>
-                      </w:r>
-                      <w:proofErr w:type="gramEnd"/>
-                      <w:r>
-                        <w:t>#header_logo_only}</w:t>
+                        <w:t>{#header_show}{#header_logo_only}</w:t>
                       </w:r>
                       <w:r>
                         <w:t>{</w:t>
@@ -1139,15 +1123,7 @@
                         <w:txbxContent>
                           <w:p>
                             <w:r>
-                              <w:t>{#header_</w:t>
-                            </w:r>
-                            <w:proofErr w:type="gramStart"/>
-                            <w:r>
-                              <w:t>show}{</w:t>
-                            </w:r>
-                            <w:proofErr w:type="gramEnd"/>
-                            <w:r>
-                              <w:t>#header_logo_only}</w:t>
+                              <w:t>{#header_show}{#header_logo_only}</w:t>
                             </w:r>
                             <w:r>
                               <w:t>{%header_logo}</w:t>
@@ -1209,15 +1185,7 @@
                   <w:txbxContent>
                     <w:p>
                       <w:r>
-                        <w:t>{#header_</w:t>
-                      </w:r>
-                      <w:proofErr w:type="gramStart"/>
-                      <w:r>
-                        <w:t>show}{</w:t>
-                      </w:r>
-                      <w:proofErr w:type="gramEnd"/>
-                      <w:r>
-                        <w:t>#header_logo_only}</w:t>
+                        <w:t>{#header_show}{#header_logo_only}</w:t>
                       </w:r>
                       <w:r>
                         <w:t>{%header_logo}</w:t>
@@ -1337,32 +1305,21 @@
     </w:p>
     <w:tbl>
       <w:tblPr>
-        <w:tblpPr w:leftFromText="180" w:rightFromText="180" w:vertAnchor="text" w:horzAnchor="margin" w:tblpY="29"/>
+        <w:tblStyle w:val="TableGrid"/>
         <w:tblW w:w="0" w:type="auto"/>
-        <w:tblBorders>
-          <w:top w:val="single" w:sz="4" w:space="0" w:color="auto"/>
-          <w:left w:val="single" w:sz="4" w:space="0" w:color="auto"/>
-          <w:bottom w:val="single" w:sz="4" w:space="0" w:color="auto"/>
-          <w:right w:val="single" w:sz="4" w:space="0" w:color="auto"/>
-          <w:insideH w:val="single" w:sz="4" w:space="0" w:color="auto"/>
-          <w:insideV w:val="single" w:sz="4" w:space="0" w:color="auto"/>
-        </w:tblBorders>
-        <w:tblLook w:val="01E0" w:firstRow="1" w:lastRow="1" w:firstColumn="1" w:lastColumn="1" w:noHBand="0" w:noVBand="0"/>
+        <w:tblLayout w:type="fixed"/>
+        <w:tblLook w:val="04A0" w:firstRow="1" w:lastRow="0" w:firstColumn="1" w:lastColumn="0" w:noHBand="0" w:noVBand="1"/>
       </w:tblPr>
       <w:tblGrid>
-        <w:gridCol w:w="4408"/>
-        <w:gridCol w:w="6043"/>
+        <w:gridCol w:w="4495"/>
+        <w:gridCol w:w="1710"/>
+        <w:gridCol w:w="4251"/>
       </w:tblGrid>
       <w:tr>
-        <w:trPr>
-          <w:trHeight w:val="2417"/>
-        </w:trPr>
         <w:tc>
           <w:tcPr>
-            <w:tcW w:w="4408" w:type="dxa"/>
-            <w:tcBorders>
-              <w:right w:val="nil"/>
-            </w:tcBorders>
+            <w:tcW w:w="4495" w:type="dxa"/>
+            <w:vMerge w:val="restart"/>
             <w:vAlign w:val="center"/>
           </w:tcPr>
           <w:p>
@@ -1370,12 +1327,21 @@
               <w:jc w:val="center"/>
               <w:rPr>
                 <w:b/>
+                <w:lang w:val="ru-RU"/>
               </w:rPr>
             </w:pPr>
-            <w:r>
+          </w:p>
+          <w:p>
+            <w:pPr>
+              <w:jc w:val="center"/>
               <w:rPr>
                 <w:b/>
               </w:rPr>
+            </w:pPr>
+            <w:r>
+              <w:rPr>
+                <w:b/>
+              </w:rPr>
               <w:t>{</w:t>
             </w:r>
             <w:proofErr w:type="spellStart"/>
@@ -1383,21 +1349,7 @@
               <w:rPr>
                 <w:b/>
               </w:rPr>
-              <w:t>Invoice__</w:t>
-            </w:r>
-            <w:proofErr w:type="gramStart"/>
-            <w:r>
-              <w:rPr>
-                <w:b/>
-              </w:rPr>
-              <w:t>c.Buyer</w:t>
-            </w:r>
-            <w:proofErr w:type="gramEnd"/>
-            <w:r>
-              <w:rPr>
-                <w:b/>
-              </w:rPr>
-              <w:t>__c</w:t>
+              <w:t>Invoice__c.Buyer__c</w:t>
             </w:r>
             <w:proofErr w:type="spellEnd"/>
             <w:r>
@@ -1434,21 +1386,7 @@
               <w:rPr>
                 <w:b/>
               </w:rPr>
-              <w:t>Invoice__</w:t>
-            </w:r>
-            <w:proofErr w:type="gramStart"/>
-            <w:r>
-              <w:rPr>
-                <w:b/>
-              </w:rPr>
-              <w:t>c.Buyer</w:t>
-            </w:r>
-            <w:proofErr w:type="gramEnd"/>
-            <w:r>
-              <w:rPr>
-                <w:b/>
-              </w:rPr>
-              <w:t>_Address__c</w:t>
+              <w:t>Invoice__c.Buyer_Address__c</w:t>
             </w:r>
             <w:proofErr w:type="spellEnd"/>
             <w:r>
@@ -1472,6 +1410,7 @@
               <w:jc w:val="center"/>
               <w:rPr>
                 <w:b/>
+                <w:lang w:val="ru-RU"/>
               </w:rPr>
             </w:pPr>
             <w:r>
@@ -1485,320 +1424,305 @@
               <w:rPr>
                 <w:b/>
               </w:rPr>
-              <w:t>Invoice__</w:t>
-            </w:r>
-            <w:proofErr w:type="gramStart"/>
+              <w:t>Invoice__c.Buyer_Post_Code__c</w:t>
+            </w:r>
+            <w:proofErr w:type="spellEnd"/>
             <w:r>
               <w:rPr>
                 <w:b/>
               </w:rPr>
-              <w:t>c.Buyer</w:t>
-            </w:r>
-            <w:proofErr w:type="gramEnd"/>
-            <w:r>
+              <w:t>}</w:t>
+            </w:r>
+          </w:p>
+          <w:p>
+            <w:pPr>
+              <w:widowControl w:val="0"/>
+              <w:autoSpaceDE w:val="0"/>
+              <w:autoSpaceDN w:val="0"/>
+              <w:adjustRightInd w:val="0"/>
+              <w:jc w:val="center"/>
               <w:rPr>
                 <w:b/>
-              </w:rPr>
-              <w:t>_Post_Code__c</w:t>
-            </w:r>
-            <w:proofErr w:type="spellEnd"/>
-            <w:r>
-              <w:rPr>
-                <w:b/>
-              </w:rPr>
-              <w:t>}</w:t>
-            </w:r>
+                <w:bCs/>
+                <w:sz w:val="32"/>
+                <w:szCs w:val="32"/>
+                <w:lang w:val="en-US"/>
+              </w:rPr>
+            </w:pPr>
           </w:p>
         </w:tc>
         <w:tc>
           <w:tcPr>
-            <w:tcW w:w="4408" w:type="dxa"/>
-            <w:tcBorders>
-              <w:left w:val="nil"/>
-            </w:tcBorders>
+            <w:tcW w:w="1710" w:type="dxa"/>
           </w:tcPr>
-          <w:tbl>
-            <w:tblPr>
-              <w:tblpPr w:leftFromText="180" w:rightFromText="180" w:vertAnchor="page" w:horzAnchor="margin" w:tblpY="1"/>
-              <w:tblOverlap w:val="never"/>
-              <w:tblW w:w="5822" w:type="dxa"/>
-              <w:tblBorders>
-                <w:top w:val="single" w:sz="4" w:space="0" w:color="auto"/>
-                <w:left w:val="single" w:sz="4" w:space="0" w:color="auto"/>
-                <w:bottom w:val="single" w:sz="4" w:space="0" w:color="auto"/>
-                <w:right w:val="single" w:sz="4" w:space="0" w:color="auto"/>
-                <w:insideH w:val="single" w:sz="4" w:space="0" w:color="auto"/>
-                <w:insideV w:val="single" w:sz="4" w:space="0" w:color="auto"/>
-              </w:tblBorders>
-              <w:tblLook w:val="01E0" w:firstRow="1" w:lastRow="1" w:firstColumn="1" w:lastColumn="1" w:noHBand="0" w:noVBand="0"/>
-            </w:tblPr>
-            <w:tblGrid>
-              <w:gridCol w:w="1354"/>
-              <w:gridCol w:w="4468"/>
-            </w:tblGrid>
-            <w:tr>
-              <w:trPr>
-                <w:trHeight w:val="656"/>
-              </w:trPr>
-              <w:tc>
-                <w:tcPr>
-                  <w:tcW w:w="1354" w:type="dxa"/>
-                  <w:tcBorders>
-                    <w:top w:val="nil"/>
-                  </w:tcBorders>
-                </w:tcPr>
-                <w:p>
-                  <w:pPr>
-                    <w:widowControl w:val="0"/>
-                    <w:autoSpaceDE w:val="0"/>
-                    <w:autoSpaceDN w:val="0"/>
-                    <w:adjustRightInd w:val="0"/>
-                    <w:rPr>
-                      <w:rFonts w:ascii="Courier New" w:hAnsi="Courier New" w:cs="Courier New"/>
-                      <w:sz w:val="22"/>
-                      <w:szCs w:val="22"/>
-                    </w:rPr>
-                  </w:pPr>
-                  <w:r>
-                    <w:rPr>
-                      <w:rFonts w:ascii="Courier New" w:hAnsi="Courier New" w:cs="Courier New"/>
-                      <w:sz w:val="22"/>
-                      <w:szCs w:val="22"/>
-                    </w:rPr>
-                    <w:t xml:space="preserve">Sales Invoice No: </w:t>
-                  </w:r>
-                </w:p>
-              </w:tc>
-              <w:tc>
-                <w:tcPr>
-                  <w:tcW w:w="4468" w:type="dxa"/>
-                  <w:tcBorders>
-                    <w:top w:val="nil"/>
-                    <w:bottom w:val="single" w:sz="4" w:space="0" w:color="auto"/>
-                    <w:right w:val="nil"/>
-                  </w:tcBorders>
-                </w:tcPr>
-                <w:p>
-                  <w:pPr>
-                    <w:widowControl w:val="0"/>
-                    <w:tabs>
-                      <w:tab w:val="center" w:pos="2048"/>
-                    </w:tabs>
-                    <w:autoSpaceDE w:val="0"/>
-                    <w:autoSpaceDN w:val="0"/>
-                    <w:adjustRightInd w:val="0"/>
-                    <w:rPr>
-                      <w:rFonts w:ascii="Courier New" w:hAnsi="Courier New" w:cs="Courier New"/>
-                      <w:b/>
-                    </w:rPr>
-                  </w:pPr>
-                  <w:r>
-                    <w:rPr>
-                      <w:rFonts w:ascii="Courier New" w:hAnsi="Courier New" w:cs="Courier New"/>
-                      <w:b/>
-                    </w:rPr>
-                    <w:t>{</w:t>
-                  </w:r>
-                  <w:proofErr w:type="spellStart"/>
-                  <w:r>
-                    <w:rPr>
-                      <w:rFonts w:ascii="Courier New" w:hAnsi="Courier New" w:cs="Courier New"/>
-                      <w:b/>
-                    </w:rPr>
-                    <w:t>Invoice.Name</w:t>
-                  </w:r>
-                  <w:proofErr w:type="spellEnd"/>
-                  <w:r>
-                    <w:rPr>
-                      <w:rFonts w:ascii="Courier New" w:hAnsi="Courier New" w:cs="Courier New"/>
-                      <w:b/>
-                    </w:rPr>
-                    <w:t>}</w:t>
-                  </w:r>
-                </w:p>
-              </w:tc>
-            </w:tr>
-            <w:tr>
-              <w:trPr>
-                <w:trHeight w:val="303"/>
-              </w:trPr>
-              <w:tc>
-                <w:tcPr>
-                  <w:tcW w:w="1354" w:type="dxa"/>
-                  <w:tcBorders>
-                    <w:bottom w:val="single" w:sz="4" w:space="0" w:color="auto"/>
-                  </w:tcBorders>
-                </w:tcPr>
-                <w:p>
-                  <w:pPr>
-                    <w:widowControl w:val="0"/>
-                    <w:autoSpaceDE w:val="0"/>
-                    <w:autoSpaceDN w:val="0"/>
-                    <w:adjustRightInd w:val="0"/>
-                    <w:rPr>
-                      <w:rFonts w:ascii="Courier New" w:hAnsi="Courier New" w:cs="Courier New"/>
-                      <w:sz w:val="22"/>
-                      <w:szCs w:val="22"/>
-                    </w:rPr>
-                  </w:pPr>
-                  <w:r>
-                    <w:rPr>
-                      <w:rFonts w:ascii="Courier New" w:hAnsi="Courier New" w:cs="Courier New"/>
-                      <w:sz w:val="22"/>
-                      <w:szCs w:val="22"/>
-                    </w:rPr>
-                    <w:t xml:space="preserve">V.A.T. No:  </w:t>
-                  </w:r>
-                </w:p>
-                <w:p>
-                  <w:pPr>
-                    <w:widowControl w:val="0"/>
-                    <w:autoSpaceDE w:val="0"/>
-                    <w:autoSpaceDN w:val="0"/>
-                    <w:adjustRightInd w:val="0"/>
-                    <w:rPr>
-                      <w:rFonts w:ascii="Courier New" w:hAnsi="Courier New" w:cs="Courier New"/>
-                      <w:sz w:val="22"/>
-                      <w:szCs w:val="22"/>
-                    </w:rPr>
-                  </w:pPr>
-                </w:p>
-              </w:tc>
-              <w:tc>
-                <w:tcPr>
-                  <w:tcW w:w="4468" w:type="dxa"/>
-                  <w:tcBorders>
-                    <w:bottom w:val="single" w:sz="4" w:space="0" w:color="auto"/>
-                    <w:right w:val="nil"/>
-                  </w:tcBorders>
-                  <w:vAlign w:val="center"/>
-                </w:tcPr>
-                <w:p>
-                  <w:pPr>
-                    <w:widowControl w:val="0"/>
-                    <w:autoSpaceDE w:val="0"/>
-                    <w:autoSpaceDN w:val="0"/>
-                    <w:adjustRightInd w:val="0"/>
-                    <w:rPr>
-                      <w:rFonts w:ascii="Courier New" w:hAnsi="Courier New" w:cs="Courier New"/>
-                      <w:sz w:val="22"/>
-                      <w:szCs w:val="22"/>
-                    </w:rPr>
-                  </w:pPr>
-                  <w:r>
-                    <w:rPr>
-                      <w:rFonts w:ascii="Courier New" w:hAnsi="Courier New" w:cs="Courier New"/>
-                      <w:sz w:val="22"/>
-                      <w:szCs w:val="22"/>
-                    </w:rPr>
-                    <w:t>618 1972 25</w:t>
-                  </w:r>
-                </w:p>
-                <w:p>
-                  <w:pPr>
-                    <w:widowControl w:val="0"/>
-                    <w:autoSpaceDE w:val="0"/>
-                    <w:autoSpaceDN w:val="0"/>
-                    <w:adjustRightInd w:val="0"/>
-                    <w:rPr>
-                      <w:rFonts w:ascii="Courier New" w:hAnsi="Courier New" w:cs="Courier New"/>
-                      <w:sz w:val="22"/>
-                      <w:szCs w:val="22"/>
-                    </w:rPr>
-                  </w:pPr>
-                </w:p>
-              </w:tc>
-            </w:tr>
-            <w:tr>
-              <w:trPr>
-                <w:trHeight w:val="908"/>
-              </w:trPr>
-              <w:tc>
-                <w:tcPr>
-                  <w:tcW w:w="1354" w:type="dxa"/>
-                  <w:tcBorders>
-                    <w:bottom w:val="nil"/>
-                  </w:tcBorders>
-                </w:tcPr>
-                <w:p>
-                  <w:pPr>
-                    <w:widowControl w:val="0"/>
-                    <w:autoSpaceDE w:val="0"/>
-                    <w:autoSpaceDN w:val="0"/>
-                    <w:adjustRightInd w:val="0"/>
-                    <w:rPr>
-                      <w:rFonts w:ascii="Courier New" w:hAnsi="Courier New" w:cs="Courier New"/>
-                      <w:sz w:val="22"/>
-                      <w:szCs w:val="22"/>
-                    </w:rPr>
-                  </w:pPr>
-                  <w:r>
-                    <w:rPr>
-                      <w:rFonts w:ascii="Courier New" w:hAnsi="Courier New" w:cs="Courier New"/>
-                      <w:sz w:val="22"/>
-                      <w:szCs w:val="22"/>
-                    </w:rPr>
-                    <w:t>Account No:</w:t>
-                  </w:r>
-                </w:p>
-              </w:tc>
-              <w:tc>
-                <w:tcPr>
-                  <w:tcW w:w="4468" w:type="dxa"/>
-                  <w:tcBorders>
-                    <w:bottom w:val="nil"/>
-                    <w:right w:val="nil"/>
-                  </w:tcBorders>
-                </w:tcPr>
-                <w:p>
-                  <w:pPr>
-                    <w:widowControl w:val="0"/>
-                    <w:autoSpaceDE w:val="0"/>
-                    <w:autoSpaceDN w:val="0"/>
-                    <w:adjustRightInd w:val="0"/>
-                    <w:rPr>
-                      <w:rFonts w:ascii="Courier New" w:hAnsi="Courier New" w:cs="Courier New"/>
-                      <w:sz w:val="22"/>
-                      <w:szCs w:val="22"/>
-                    </w:rPr>
-                  </w:pPr>
-                  <w:r>
-                    <w:rPr>
-                      <w:rFonts w:ascii="Courier New" w:hAnsi="Courier New" w:cs="Courier New"/>
-                      <w:sz w:val="22"/>
-                      <w:szCs w:val="22"/>
-                    </w:rPr>
-                    <w:t>{</w:t>
-                  </w:r>
-                  <w:proofErr w:type="spellStart"/>
-                  <w:r>
-                    <w:rPr>
-                      <w:rFonts w:ascii="Courier New" w:hAnsi="Courier New" w:cs="Courier New"/>
-                      <w:sz w:val="22"/>
-                      <w:szCs w:val="22"/>
-                    </w:rPr>
-                    <w:t>Invoice.Account_Number__c</w:t>
-                  </w:r>
-                  <w:proofErr w:type="spellEnd"/>
-                  <w:r>
-                    <w:rPr>
-                      <w:rFonts w:ascii="Courier New" w:hAnsi="Courier New" w:cs="Courier New"/>
-                      <w:sz w:val="22"/>
-                      <w:szCs w:val="22"/>
-                    </w:rPr>
-                    <w:t>}</w:t>
-                  </w:r>
-                </w:p>
-              </w:tc>
-            </w:tr>
-          </w:tbl>
           <w:p>
             <w:pPr>
-              <w:jc w:val="center"/>
-              <w:rPr>
+              <w:widowControl w:val="0"/>
+              <w:autoSpaceDE w:val="0"/>
+              <w:autoSpaceDN w:val="0"/>
+              <w:adjustRightInd w:val="0"/>
+              <w:rPr>
+                <w:b/>
                 <w:bCs/>
+                <w:sz w:val="32"/>
+                <w:szCs w:val="32"/>
+                <w:lang w:val="ru-RU"/>
               </w:rPr>
             </w:pPr>
+            <w:r>
+              <w:rPr>
+                <w:rFonts w:ascii="Courier New" w:hAnsi="Courier New" w:cs="Courier New"/>
+                <w:sz w:val="22"/>
+                <w:szCs w:val="22"/>
+              </w:rPr>
+              <w:t xml:space="preserve">Sales Invoice No: </w:t>
+            </w:r>
+          </w:p>
+        </w:tc>
+        <w:tc>
+          <w:tcPr>
+            <w:tcW w:w="4251" w:type="dxa"/>
+          </w:tcPr>
+          <w:p>
+            <w:pPr>
+              <w:widowControl w:val="0"/>
+              <w:autoSpaceDE w:val="0"/>
+              <w:autoSpaceDN w:val="0"/>
+              <w:adjustRightInd w:val="0"/>
+              <w:rPr>
+                <w:b/>
+                <w:bCs/>
+                <w:sz w:val="32"/>
+                <w:szCs w:val="32"/>
+                <w:lang w:val="ru-RU"/>
+              </w:rPr>
+            </w:pPr>
+            <w:r>
+              <w:rPr>
+                <w:rFonts w:ascii="Courier New" w:hAnsi="Courier New" w:cs="Courier New"/>
+                <w:b/>
+              </w:rPr>
+              <w:t>{</w:t>
+            </w:r>
+            <w:proofErr w:type="spellStart"/>
+            <w:r>
+              <w:rPr>
+                <w:rFonts w:ascii="Courier New" w:hAnsi="Courier New" w:cs="Courier New"/>
+                <w:b/>
+              </w:rPr>
+              <w:t>Invoice.Name</w:t>
+            </w:r>
+            <w:proofErr w:type="spellEnd"/>
+            <w:r>
+              <w:rPr>
+                <w:rFonts w:ascii="Courier New" w:hAnsi="Courier New" w:cs="Courier New"/>
+                <w:b/>
+              </w:rPr>
+              <w:t>}</w:t>
+            </w:r>
+          </w:p>
+        </w:tc>
+      </w:tr>
+      <w:tr>
+        <w:tc>
+          <w:tcPr>
+            <w:tcW w:w="4495" w:type="dxa"/>
+            <w:vMerge/>
+          </w:tcPr>
+          <w:p>
+            <w:pPr>
+              <w:widowControl w:val="0"/>
+              <w:autoSpaceDE w:val="0"/>
+              <w:autoSpaceDN w:val="0"/>
+              <w:adjustRightInd w:val="0"/>
+              <w:rPr>
+                <w:b/>
+                <w:bCs/>
+                <w:sz w:val="32"/>
+                <w:szCs w:val="32"/>
+                <w:lang w:val="ru-RU"/>
+              </w:rPr>
+            </w:pPr>
+          </w:p>
+        </w:tc>
+        <w:tc>
+          <w:tcPr>
+            <w:tcW w:w="1710" w:type="dxa"/>
+          </w:tcPr>
+          <w:p>
+            <w:pPr>
+              <w:widowControl w:val="0"/>
+              <w:autoSpaceDE w:val="0"/>
+              <w:autoSpaceDN w:val="0"/>
+              <w:adjustRightInd w:val="0"/>
+              <w:rPr>
+                <w:rFonts w:ascii="Courier New" w:hAnsi="Courier New" w:cs="Courier New"/>
+                <w:sz w:val="22"/>
+                <w:szCs w:val="22"/>
+              </w:rPr>
+            </w:pPr>
+            <w:r>
+              <w:rPr>
+                <w:rFonts w:ascii="Courier New" w:hAnsi="Courier New" w:cs="Courier New"/>
+                <w:sz w:val="22"/>
+                <w:szCs w:val="22"/>
+              </w:rPr>
+              <w:t xml:space="preserve">V.A.T. No:  </w:t>
+            </w:r>
+          </w:p>
+          <w:p>
+            <w:pPr>
+              <w:widowControl w:val="0"/>
+              <w:autoSpaceDE w:val="0"/>
+              <w:autoSpaceDN w:val="0"/>
+              <w:adjustRightInd w:val="0"/>
+              <w:rPr>
+                <w:b/>
+                <w:bCs/>
+                <w:sz w:val="32"/>
+                <w:szCs w:val="32"/>
+                <w:lang w:val="ru-RU"/>
+              </w:rPr>
+            </w:pPr>
+          </w:p>
+        </w:tc>
+        <w:tc>
+          <w:tcPr>
+            <w:tcW w:w="4251" w:type="dxa"/>
+            <w:vAlign w:val="center"/>
+          </w:tcPr>
+          <w:p>
+            <w:pPr>
+              <w:widowControl w:val="0"/>
+              <w:autoSpaceDE w:val="0"/>
+              <w:autoSpaceDN w:val="0"/>
+              <w:adjustRightInd w:val="0"/>
+              <w:rPr>
+                <w:rFonts w:ascii="Courier New" w:hAnsi="Courier New" w:cs="Courier New"/>
+                <w:sz w:val="22"/>
+                <w:szCs w:val="22"/>
+              </w:rPr>
+            </w:pPr>
+            <w:r>
+              <w:rPr>
+                <w:rFonts w:ascii="Courier New" w:hAnsi="Courier New" w:cs="Courier New"/>
+                <w:sz w:val="22"/>
+                <w:szCs w:val="22"/>
+              </w:rPr>
+              <w:t>618 1972 25</w:t>
+            </w:r>
+          </w:p>
+          <w:p>
+            <w:pPr>
+              <w:widowControl w:val="0"/>
+              <w:autoSpaceDE w:val="0"/>
+              <w:autoSpaceDN w:val="0"/>
+              <w:adjustRightInd w:val="0"/>
+              <w:rPr>
+                <w:b/>
+                <w:bCs/>
+                <w:sz w:val="32"/>
+                <w:szCs w:val="32"/>
+                <w:lang w:val="ru-RU"/>
+              </w:rPr>
+            </w:pPr>
+          </w:p>
+        </w:tc>
+      </w:tr>
+      <w:tr>
+        <w:tc>
+          <w:tcPr>
+            <w:tcW w:w="4495" w:type="dxa"/>
+            <w:vMerge/>
+          </w:tcPr>
+          <w:p>
+            <w:pPr>
+              <w:widowControl w:val="0"/>
+              <w:autoSpaceDE w:val="0"/>
+              <w:autoSpaceDN w:val="0"/>
+              <w:adjustRightInd w:val="0"/>
+              <w:rPr>
+                <w:b/>
+                <w:bCs/>
+                <w:sz w:val="32"/>
+                <w:szCs w:val="32"/>
+                <w:lang w:val="ru-RU"/>
+              </w:rPr>
+            </w:pPr>
+          </w:p>
+        </w:tc>
+        <w:tc>
+          <w:tcPr>
+            <w:tcW w:w="1710" w:type="dxa"/>
+          </w:tcPr>
+          <w:p>
+            <w:pPr>
+              <w:widowControl w:val="0"/>
+              <w:autoSpaceDE w:val="0"/>
+              <w:autoSpaceDN w:val="0"/>
+              <w:adjustRightInd w:val="0"/>
+              <w:rPr>
+                <w:b/>
+                <w:bCs/>
+                <w:sz w:val="32"/>
+                <w:szCs w:val="32"/>
+                <w:lang w:val="ru-RU"/>
+              </w:rPr>
+            </w:pPr>
+            <w:r>
+              <w:rPr>
+                <w:rFonts w:ascii="Courier New" w:hAnsi="Courier New" w:cs="Courier New"/>
+                <w:sz w:val="22"/>
+                <w:szCs w:val="22"/>
+              </w:rPr>
+              <w:t>Account No:</w:t>
+            </w:r>
+          </w:p>
+        </w:tc>
+        <w:tc>
+          <w:tcPr>
+            <w:tcW w:w="4251" w:type="dxa"/>
+          </w:tcPr>
+          <w:p>
+            <w:pPr>
+              <w:widowControl w:val="0"/>
+              <w:autoSpaceDE w:val="0"/>
+              <w:autoSpaceDN w:val="0"/>
+              <w:adjustRightInd w:val="0"/>
+              <w:rPr>
+                <w:b/>
+                <w:bCs/>
+                <w:sz w:val="32"/>
+                <w:szCs w:val="32"/>
+                <w:lang w:val="ru-RU"/>
+              </w:rPr>
+            </w:pPr>
+            <w:r>
+              <w:rPr>
+                <w:rFonts w:ascii="Courier New" w:hAnsi="Courier New" w:cs="Courier New"/>
+                <w:sz w:val="22"/>
+                <w:szCs w:val="22"/>
+              </w:rPr>
+              <w:t>{</w:t>
+            </w:r>
+            <w:proofErr w:type="spellStart"/>
+            <w:r>
+              <w:rPr>
+                <w:rFonts w:ascii="Courier New" w:hAnsi="Courier New" w:cs="Courier New"/>
+                <w:sz w:val="22"/>
+                <w:szCs w:val="22"/>
+              </w:rPr>
+              <w:t>Invoice.Account_Number__c</w:t>
+            </w:r>
+            <w:proofErr w:type="spellEnd"/>
+            <w:r>
+              <w:rPr>
+                <w:rFonts w:ascii="Courier New" w:hAnsi="Courier New" w:cs="Courier New"/>
+                <w:sz w:val="22"/>
+                <w:szCs w:val="22"/>
+              </w:rPr>
+              <w:t>}</w:t>
+            </w:r>
           </w:p>
         </w:tc>
       </w:tr>
@@ -1809,12 +1733,12 @@
         <w:autoSpaceDE w:val="0"/>
         <w:autoSpaceDN w:val="0"/>
         <w:adjustRightInd w:val="0"/>
-        <w:jc w:val="center"/>
         <w:rPr>
           <w:b/>
           <w:bCs/>
           <w:sz w:val="32"/>
           <w:szCs w:val="32"/>
+          <w:lang w:val="ru-RU"/>
         </w:rPr>
       </w:pPr>
     </w:p>
@@ -1824,12 +1748,12 @@
         <w:autoSpaceDE w:val="0"/>
         <w:autoSpaceDN w:val="0"/>
         <w:adjustRightInd w:val="0"/>
-        <w:jc w:val="center"/>
         <w:rPr>
           <w:b/>
           <w:bCs/>
           <w:sz w:val="32"/>
           <w:szCs w:val="32"/>
+          <w:lang w:val="ru-RU"/>
         </w:rPr>
       </w:pPr>
     </w:p>
@@ -1839,12 +1763,12 @@
         <w:autoSpaceDE w:val="0"/>
         <w:autoSpaceDN w:val="0"/>
         <w:adjustRightInd w:val="0"/>
-        <w:jc w:val="center"/>
         <w:rPr>
           <w:b/>
           <w:bCs/>
           <w:sz w:val="32"/>
           <w:szCs w:val="32"/>
+          <w:lang w:val="ru-RU"/>
         </w:rPr>
       </w:pPr>
     </w:p>
@@ -1930,33 +1854,15 @@
                 <w:sz w:val="22"/>
                 <w:szCs w:val="22"/>
               </w:rPr>
-              <w:t>Movement_Sheet__</w:t>
-            </w:r>
-            <w:proofErr w:type="gramStart"/>
-            <w:r>
-              <w:rPr>
-                <w:rFonts w:ascii="Courier New" w:hAnsi="Courier New" w:cs="Courier New"/>
-                <w:sz w:val="22"/>
-                <w:szCs w:val="22"/>
-              </w:rPr>
-              <w:t>c.</w:t>
-            </w:r>
-            <w:r>
-              <w:rPr>
-                <w:rFonts w:ascii="Courier New" w:hAnsi="Courier New" w:cs="Courier New"/>
-                <w:sz w:val="22"/>
-                <w:szCs w:val="22"/>
-              </w:rPr>
-              <w:t>Buyer</w:t>
-            </w:r>
-            <w:proofErr w:type="gramEnd"/>
-            <w:r>
-              <w:rPr>
-                <w:rFonts w:ascii="Courier New" w:hAnsi="Courier New" w:cs="Courier New"/>
-                <w:sz w:val="22"/>
-                <w:szCs w:val="22"/>
-              </w:rPr>
-              <w:t>_Reference__c</w:t>
+              <w:t>Movement_Sheet__c.</w:t>
+            </w:r>
+            <w:r>
+              <w:rPr>
+                <w:rFonts w:ascii="Courier New" w:hAnsi="Courier New" w:cs="Courier New"/>
+                <w:sz w:val="22"/>
+                <w:szCs w:val="22"/>
+              </w:rPr>
+              <w:t>Buyer_Reference__c</w:t>
             </w:r>
             <w:proofErr w:type="spellEnd"/>
             <w:r>
@@ -2020,7 +1926,6 @@
               <w:t>{Movement_Sheet__</w:t>
             </w:r>
             <w:proofErr w:type="spellStart"/>
-            <w:proofErr w:type="gramStart"/>
             <w:r>
               <w:rPr>
                 <w:rFonts w:ascii="Courier New" w:hAnsi="Courier New" w:cs="Courier New"/>
@@ -2030,7 +1935,6 @@
               <w:t>c.Name</w:t>
             </w:r>
             <w:proofErr w:type="spellEnd"/>
-            <w:proofErr w:type="gramEnd"/>
             <w:r>
               <w:rPr>
                 <w:rFonts w:ascii="Courier New" w:hAnsi="Courier New" w:cs="Courier New"/>
@@ -2098,25 +2002,7 @@
                 <w:sz w:val="22"/>
                 <w:szCs w:val="22"/>
               </w:rPr>
-              <w:t>Invoice__</w:t>
-            </w:r>
-            <w:proofErr w:type="gramStart"/>
-            <w:r>
-              <w:rPr>
-                <w:rFonts w:ascii="Courier New" w:hAnsi="Courier New" w:cs="Courier New"/>
-                <w:sz w:val="22"/>
-                <w:szCs w:val="22"/>
-              </w:rPr>
-              <w:t>c.Tax</w:t>
-            </w:r>
-            <w:proofErr w:type="gramEnd"/>
-            <w:r>
-              <w:rPr>
-                <w:rFonts w:ascii="Courier New" w:hAnsi="Courier New" w:cs="Courier New"/>
-                <w:sz w:val="22"/>
-                <w:szCs w:val="22"/>
-              </w:rPr>
-              <w:t>_Point__c</w:t>
+              <w:t>Invoice__c.Tax_Point__c</w:t>
             </w:r>
             <w:proofErr w:type="spellEnd"/>
             <w:r>
@@ -2141,643 +2027,7 @@
           <w:rFonts w:ascii="Courier New" w:hAnsi="Courier New" w:cs="Courier New"/>
           <w:sz w:val="22"/>
           <w:szCs w:val="22"/>
-        </w:rPr>
-      </w:pPr>
-      <w:r>
-        <w:rPr>
-          <w:rFonts w:ascii="Courier New" w:hAnsi="Courier New" w:cs="Courier New"/>
-          <w:sz w:val="22"/>
-          <w:szCs w:val="22"/>
-        </w:rPr>
-        <w:t>_______________________________________________________________________________</w:t>
-      </w:r>
-    </w:p>
-    <w:p>
-      <w:pPr>
-        <w:widowControl w:val="0"/>
-        <w:autoSpaceDE w:val="0"/>
-        <w:autoSpaceDN w:val="0"/>
-        <w:adjustRightInd w:val="0"/>
-        <w:rPr>
-          <w:rFonts w:ascii="Courier New" w:hAnsi="Courier New" w:cs="Courier New"/>
-          <w:sz w:val="22"/>
-          <w:szCs w:val="22"/>
-        </w:rPr>
-      </w:pPr>
-    </w:p>
-    <w:tbl>
-      <w:tblPr>
-        <w:tblpPr w:leftFromText="180" w:rightFromText="180" w:vertAnchor="text" w:horzAnchor="margin" w:tblpY="-41"/>
-        <w:tblW w:w="0" w:type="auto"/>
-        <w:tblBorders>
-          <w:top w:val="single" w:sz="4" w:space="0" w:color="auto"/>
-          <w:left w:val="single" w:sz="4" w:space="0" w:color="auto"/>
-          <w:bottom w:val="single" w:sz="4" w:space="0" w:color="auto"/>
-          <w:right w:val="single" w:sz="4" w:space="0" w:color="auto"/>
-          <w:insideH w:val="single" w:sz="4" w:space="0" w:color="auto"/>
-          <w:insideV w:val="single" w:sz="4" w:space="0" w:color="auto"/>
-        </w:tblBorders>
-        <w:tblLayout w:type="fixed"/>
-        <w:tblLook w:val="01E0" w:firstRow="1" w:lastRow="1" w:firstColumn="1" w:lastColumn="1" w:noHBand="0" w:noVBand="0"/>
-      </w:tblPr>
-      <w:tblGrid>
-        <w:gridCol w:w="1795"/>
-        <w:gridCol w:w="1290"/>
-        <w:gridCol w:w="3030"/>
-        <w:gridCol w:w="1170"/>
-        <w:gridCol w:w="1170"/>
-        <w:gridCol w:w="1151"/>
-      </w:tblGrid>
-      <w:tr>
-        <w:tc>
-          <w:tcPr>
-            <w:tcW w:w="1795" w:type="dxa"/>
-          </w:tcPr>
-          <w:p>
-            <w:pPr>
-              <w:widowControl w:val="0"/>
-              <w:autoSpaceDE w:val="0"/>
-              <w:autoSpaceDN w:val="0"/>
-              <w:adjustRightInd w:val="0"/>
-              <w:rPr>
-                <w:rFonts w:ascii="Courier New" w:hAnsi="Courier New" w:cs="Courier New"/>
-                <w:sz w:val="22"/>
-                <w:szCs w:val="22"/>
-              </w:rPr>
-            </w:pPr>
-            <w:r>
-              <w:rPr>
-                <w:rFonts w:ascii="Courier New" w:hAnsi="Courier New" w:cs="Courier New"/>
-                <w:sz w:val="22"/>
-                <w:szCs w:val="22"/>
-              </w:rPr>
-              <w:t>Delivery Date</w:t>
-            </w:r>
-          </w:p>
-        </w:tc>
-        <w:tc>
-          <w:tcPr>
-            <w:tcW w:w="1290" w:type="dxa"/>
-          </w:tcPr>
-          <w:p>
-            <w:pPr>
-              <w:widowControl w:val="0"/>
-              <w:autoSpaceDE w:val="0"/>
-              <w:autoSpaceDN w:val="0"/>
-              <w:adjustRightInd w:val="0"/>
-              <w:rPr>
-                <w:rFonts w:ascii="Courier New" w:hAnsi="Courier New" w:cs="Courier New"/>
-                <w:sz w:val="22"/>
-                <w:szCs w:val="22"/>
-              </w:rPr>
-            </w:pPr>
-            <w:r>
-              <w:rPr>
-                <w:rFonts w:ascii="Courier New" w:hAnsi="Courier New" w:cs="Courier New"/>
-                <w:sz w:val="22"/>
-                <w:szCs w:val="22"/>
-              </w:rPr>
-              <w:t>Quantity</w:t>
-            </w:r>
-          </w:p>
-        </w:tc>
-        <w:tc>
-          <w:tcPr>
-            <w:tcW w:w="3030" w:type="dxa"/>
-          </w:tcPr>
-          <w:p>
-            <w:pPr>
-              <w:widowControl w:val="0"/>
-              <w:autoSpaceDE w:val="0"/>
-              <w:autoSpaceDN w:val="0"/>
-              <w:adjustRightInd w:val="0"/>
-              <w:rPr>
-                <w:rFonts w:ascii="Courier New" w:hAnsi="Courier New" w:cs="Courier New"/>
-                <w:sz w:val="22"/>
-                <w:szCs w:val="22"/>
-              </w:rPr>
-            </w:pPr>
-            <w:r>
-              <w:rPr>
-                <w:rFonts w:ascii="Courier New" w:hAnsi="Courier New" w:cs="Courier New"/>
-                <w:sz w:val="22"/>
-                <w:szCs w:val="22"/>
-              </w:rPr>
-              <w:t>Description</w:t>
-            </w:r>
-          </w:p>
-        </w:tc>
-        <w:tc>
-          <w:tcPr>
-            <w:tcW w:w="1170" w:type="dxa"/>
-          </w:tcPr>
-          <w:p>
-            <w:pPr>
-              <w:widowControl w:val="0"/>
-              <w:autoSpaceDE w:val="0"/>
-              <w:autoSpaceDN w:val="0"/>
-              <w:adjustRightInd w:val="0"/>
-              <w:rPr>
-                <w:rFonts w:ascii="Courier New" w:hAnsi="Courier New" w:cs="Courier New"/>
-                <w:sz w:val="22"/>
-                <w:szCs w:val="22"/>
-              </w:rPr>
-            </w:pPr>
-            <w:r>
-              <w:rPr>
-                <w:rFonts w:ascii="Courier New" w:hAnsi="Courier New" w:cs="Courier New"/>
-                <w:sz w:val="22"/>
-                <w:szCs w:val="22"/>
-              </w:rPr>
-              <w:t>Unit Price</w:t>
-            </w:r>
-          </w:p>
-        </w:tc>
-        <w:tc>
-          <w:tcPr>
-            <w:tcW w:w="1170" w:type="dxa"/>
-          </w:tcPr>
-          <w:p>
-            <w:pPr>
-              <w:widowControl w:val="0"/>
-              <w:autoSpaceDE w:val="0"/>
-              <w:autoSpaceDN w:val="0"/>
-              <w:adjustRightInd w:val="0"/>
-              <w:rPr>
-                <w:rFonts w:ascii="Courier New" w:hAnsi="Courier New" w:cs="Courier New"/>
-                <w:sz w:val="22"/>
-                <w:szCs w:val="22"/>
-              </w:rPr>
-            </w:pPr>
-            <w:r>
-              <w:rPr>
-                <w:rFonts w:ascii="Courier New" w:hAnsi="Courier New" w:cs="Courier New"/>
-                <w:sz w:val="22"/>
-                <w:szCs w:val="22"/>
-              </w:rPr>
-              <w:t>VAT%</w:t>
-            </w:r>
-          </w:p>
-        </w:tc>
-        <w:tc>
-          <w:tcPr>
-            <w:tcW w:w="1151" w:type="dxa"/>
-          </w:tcPr>
-          <w:p>
-            <w:pPr>
-              <w:widowControl w:val="0"/>
-              <w:autoSpaceDE w:val="0"/>
-              <w:autoSpaceDN w:val="0"/>
-              <w:adjustRightInd w:val="0"/>
-              <w:rPr>
-                <w:rFonts w:ascii="Courier New" w:hAnsi="Courier New" w:cs="Courier New"/>
-                <w:sz w:val="22"/>
-                <w:szCs w:val="22"/>
-              </w:rPr>
-            </w:pPr>
-            <w:r>
-              <w:rPr>
-                <w:rFonts w:ascii="Courier New" w:hAnsi="Courier New" w:cs="Courier New"/>
-                <w:sz w:val="22"/>
-                <w:szCs w:val="22"/>
-              </w:rPr>
-              <w:t>£ P</w:t>
-            </w:r>
-          </w:p>
-        </w:tc>
-      </w:tr>
-      <w:tr>
-        <w:tc>
-          <w:tcPr>
-            <w:tcW w:w="1795" w:type="dxa"/>
-          </w:tcPr>
-          <w:p>
-            <w:pPr>
-              <w:widowControl w:val="0"/>
-              <w:autoSpaceDE w:val="0"/>
-              <w:autoSpaceDN w:val="0"/>
-              <w:adjustRightInd w:val="0"/>
-              <w:rPr>
-                <w:rFonts w:ascii="Courier New" w:hAnsi="Courier New" w:cs="Courier New"/>
-                <w:sz w:val="22"/>
-                <w:szCs w:val="22"/>
-                <w:lang w:val="en-US"/>
-              </w:rPr>
-            </w:pPr>
-            <w:r>
-              <w:rPr>
-                <w:rFonts w:ascii="Courier New" w:hAnsi="Courier New" w:cs="Courier New"/>
-                <w:sz w:val="22"/>
-                <w:szCs w:val="22"/>
-              </w:rPr>
-              <w:t>{#invoice_line_</w:t>
-            </w:r>
-            <w:proofErr w:type="gramStart"/>
-            <w:r>
-              <w:rPr>
-                <w:rFonts w:ascii="Courier New" w:hAnsi="Courier New" w:cs="Courier New"/>
-                <w:sz w:val="22"/>
-                <w:szCs w:val="22"/>
-              </w:rPr>
-              <w:t>rows}</w:t>
-            </w:r>
-            <w:r>
-              <w:rPr>
-                <w:rFonts w:ascii="Courier New" w:hAnsi="Courier New" w:cs="Courier New"/>
-                <w:sz w:val="22"/>
-                <w:szCs w:val="22"/>
-                <w:lang w:val="en-US"/>
-              </w:rPr>
-              <w:t>{</w:t>
-            </w:r>
-            <w:proofErr w:type="spellStart"/>
-            <w:proofErr w:type="gramEnd"/>
-            <w:r>
-              <w:rPr>
-                <w:rFonts w:ascii="Courier New" w:hAnsi="Courier New" w:cs="Courier New"/>
-                <w:sz w:val="22"/>
-                <w:szCs w:val="22"/>
-                <w:lang w:val="en-US"/>
-              </w:rPr>
-              <w:t>Invoice_Line__c.Delivery_Date__c</w:t>
-            </w:r>
-            <w:proofErr w:type="spellEnd"/>
-            <w:r>
-              <w:rPr>
-                <w:rFonts w:ascii="Courier New" w:hAnsi="Courier New" w:cs="Courier New"/>
-                <w:sz w:val="22"/>
-                <w:szCs w:val="22"/>
-                <w:lang w:val="en-US"/>
-              </w:rPr>
-              <w:t>}</w:t>
-            </w:r>
-          </w:p>
-        </w:tc>
-        <w:tc>
-          <w:tcPr>
-            <w:tcW w:w="1290" w:type="dxa"/>
-          </w:tcPr>
-          <w:p>
-            <w:pPr>
-              <w:widowControl w:val="0"/>
-              <w:autoSpaceDE w:val="0"/>
-              <w:autoSpaceDN w:val="0"/>
-              <w:adjustRightInd w:val="0"/>
-              <w:rPr>
-                <w:rFonts w:ascii="Courier New" w:hAnsi="Courier New" w:cs="Courier New"/>
-                <w:sz w:val="22"/>
-                <w:szCs w:val="22"/>
-                <w:lang w:val="en-US"/>
-              </w:rPr>
-            </w:pPr>
-            <w:r>
-              <w:rPr>
-                <w:rFonts w:ascii="Courier New" w:hAnsi="Courier New" w:cs="Courier New"/>
-                <w:sz w:val="22"/>
-                <w:szCs w:val="22"/>
-                <w:lang w:val="en-US"/>
-              </w:rPr>
-              <w:t>{</w:t>
-            </w:r>
-            <w:proofErr w:type="spellStart"/>
-            <w:r>
-              <w:rPr>
-                <w:rFonts w:ascii="Courier New" w:hAnsi="Courier New" w:cs="Courier New"/>
-                <w:sz w:val="22"/>
-                <w:szCs w:val="22"/>
-                <w:lang w:val="en-US"/>
-              </w:rPr>
-              <w:t>Invoice_Line__</w:t>
-            </w:r>
-            <w:proofErr w:type="gramStart"/>
-            <w:r>
-              <w:rPr>
-                <w:rFonts w:ascii="Courier New" w:hAnsi="Courier New" w:cs="Courier New"/>
-                <w:sz w:val="22"/>
-                <w:szCs w:val="22"/>
-                <w:lang w:val="en-US"/>
-              </w:rPr>
-              <w:t>c.</w:t>
-            </w:r>
-            <w:r>
-              <w:rPr>
-                <w:rFonts w:ascii="Courier New" w:hAnsi="Courier New" w:cs="Courier New"/>
-                <w:sz w:val="22"/>
-                <w:szCs w:val="22"/>
-                <w:lang w:val="en-US"/>
-              </w:rPr>
-              <w:t>Quantity</w:t>
-            </w:r>
-            <w:proofErr w:type="gramEnd"/>
-            <w:r>
-              <w:rPr>
-                <w:rFonts w:ascii="Courier New" w:hAnsi="Courier New" w:cs="Courier New"/>
-                <w:sz w:val="22"/>
-                <w:szCs w:val="22"/>
-                <w:lang w:val="en-US"/>
-              </w:rPr>
-              <w:t>__c</w:t>
-            </w:r>
-            <w:proofErr w:type="spellEnd"/>
-            <w:r>
-              <w:rPr>
-                <w:rFonts w:ascii="Courier New" w:hAnsi="Courier New" w:cs="Courier New"/>
-                <w:sz w:val="22"/>
-                <w:szCs w:val="22"/>
-                <w:lang w:val="en-US"/>
-              </w:rPr>
-              <w:t>}</w:t>
-            </w:r>
-          </w:p>
-        </w:tc>
-        <w:tc>
-          <w:tcPr>
-            <w:tcW w:w="3030" w:type="dxa"/>
-          </w:tcPr>
-          <w:p>
-            <w:pPr>
-              <w:widowControl w:val="0"/>
-              <w:autoSpaceDE w:val="0"/>
-              <w:autoSpaceDN w:val="0"/>
-              <w:adjustRightInd w:val="0"/>
-              <w:rPr>
-                <w:rFonts w:ascii="Courier New" w:hAnsi="Courier New" w:cs="Courier New"/>
-                <w:sz w:val="22"/>
-                <w:szCs w:val="22"/>
-                <w:lang w:val="en-US"/>
-              </w:rPr>
-            </w:pPr>
-            <w:r>
-              <w:rPr>
-                <w:rFonts w:ascii="Courier New" w:hAnsi="Courier New" w:cs="Courier New"/>
-                <w:sz w:val="22"/>
-                <w:szCs w:val="22"/>
-              </w:rPr>
-              <w:t>{</w:t>
-            </w:r>
-            <w:proofErr w:type="spellStart"/>
-            <w:r>
-              <w:rPr>
-                <w:rFonts w:ascii="Courier New" w:hAnsi="Courier New" w:cs="Courier New"/>
-                <w:sz w:val="22"/>
-                <w:szCs w:val="22"/>
-              </w:rPr>
-              <w:t>description_invoice</w:t>
-            </w:r>
-            <w:proofErr w:type="spellEnd"/>
-            <w:r>
-              <w:rPr>
-                <w:rFonts w:ascii="Courier New" w:hAnsi="Courier New" w:cs="Courier New"/>
-                <w:sz w:val="22"/>
-                <w:szCs w:val="22"/>
-              </w:rPr>
-              <w:t>}</w:t>
-            </w:r>
-          </w:p>
-        </w:tc>
-        <w:tc>
-          <w:tcPr>
-            <w:tcW w:w="1170" w:type="dxa"/>
-          </w:tcPr>
-          <w:p>
-            <w:pPr>
-              <w:widowControl w:val="0"/>
-              <w:autoSpaceDE w:val="0"/>
-              <w:autoSpaceDN w:val="0"/>
-              <w:adjustRightInd w:val="0"/>
-              <w:rPr>
-                <w:rFonts w:ascii="Courier New" w:hAnsi="Courier New" w:cs="Courier New"/>
-                <w:sz w:val="22"/>
-                <w:szCs w:val="22"/>
-              </w:rPr>
-            </w:pPr>
-            <w:r>
-              <w:rPr>
-                <w:rFonts w:ascii="Courier New" w:hAnsi="Courier New" w:cs="Courier New"/>
-                <w:sz w:val="22"/>
-                <w:szCs w:val="22"/>
-              </w:rPr>
-              <w:t>{</w:t>
-            </w:r>
-            <w:proofErr w:type="spellStart"/>
-            <w:r>
-              <w:rPr>
-                <w:rFonts w:ascii="Courier New" w:hAnsi="Courier New" w:cs="Courier New"/>
-                <w:sz w:val="22"/>
-                <w:szCs w:val="22"/>
-              </w:rPr>
-              <w:t>Invoice_Line__</w:t>
-            </w:r>
-            <w:proofErr w:type="gramStart"/>
-            <w:r>
-              <w:rPr>
-                <w:rFonts w:ascii="Courier New" w:hAnsi="Courier New" w:cs="Courier New"/>
-                <w:sz w:val="22"/>
-                <w:szCs w:val="22"/>
-              </w:rPr>
-              <w:t>c.Unit</w:t>
-            </w:r>
-            <w:proofErr w:type="gramEnd"/>
-            <w:r>
-              <w:rPr>
-                <w:rFonts w:ascii="Courier New" w:hAnsi="Courier New" w:cs="Courier New"/>
-                <w:sz w:val="22"/>
-                <w:szCs w:val="22"/>
-              </w:rPr>
-              <w:t>_Price__c</w:t>
-            </w:r>
-            <w:proofErr w:type="spellEnd"/>
-            <w:r>
-              <w:rPr>
-                <w:rFonts w:ascii="Courier New" w:hAnsi="Courier New" w:cs="Courier New"/>
-                <w:sz w:val="22"/>
-                <w:szCs w:val="22"/>
-              </w:rPr>
-              <w:t>}</w:t>
-            </w:r>
-          </w:p>
-        </w:tc>
-        <w:tc>
-          <w:tcPr>
-            <w:tcW w:w="1170" w:type="dxa"/>
-          </w:tcPr>
-          <w:p>
-            <w:pPr>
-              <w:widowControl w:val="0"/>
-              <w:autoSpaceDE w:val="0"/>
-              <w:autoSpaceDN w:val="0"/>
-              <w:adjustRightInd w:val="0"/>
-              <w:rPr>
-                <w:rFonts w:ascii="Courier New" w:hAnsi="Courier New" w:cs="Courier New"/>
-                <w:sz w:val="22"/>
-                <w:szCs w:val="22"/>
-              </w:rPr>
-            </w:pPr>
-            <w:r>
-              <w:rPr>
-                <w:rFonts w:ascii="Courier New" w:hAnsi="Courier New" w:cs="Courier New"/>
-                <w:sz w:val="22"/>
-                <w:szCs w:val="22"/>
-              </w:rPr>
-              <w:t>{</w:t>
-            </w:r>
-            <w:proofErr w:type="spellStart"/>
-            <w:r>
-              <w:rPr>
-                <w:rFonts w:ascii="Courier New" w:hAnsi="Courier New" w:cs="Courier New"/>
-                <w:sz w:val="22"/>
-                <w:szCs w:val="22"/>
-              </w:rPr>
-              <w:t>Invoice_Line__c.VAT__c</w:t>
-            </w:r>
-            <w:proofErr w:type="spellEnd"/>
-            <w:r>
-              <w:rPr>
-                <w:rFonts w:ascii="Courier New" w:hAnsi="Courier New" w:cs="Courier New"/>
-                <w:sz w:val="22"/>
-                <w:szCs w:val="22"/>
-              </w:rPr>
-              <w:t>}</w:t>
-            </w:r>
-          </w:p>
-        </w:tc>
-        <w:tc>
-          <w:tcPr>
-            <w:tcW w:w="1151" w:type="dxa"/>
-          </w:tcPr>
-          <w:p>
-            <w:pPr>
-              <w:widowControl w:val="0"/>
-              <w:autoSpaceDE w:val="0"/>
-              <w:autoSpaceDN w:val="0"/>
-              <w:adjustRightInd w:val="0"/>
-              <w:rPr>
-                <w:rFonts w:ascii="Courier New" w:hAnsi="Courier New" w:cs="Courier New"/>
-                <w:sz w:val="22"/>
-                <w:szCs w:val="22"/>
-              </w:rPr>
-            </w:pPr>
-            <w:r>
-              <w:rPr>
-                <w:rFonts w:ascii="Courier New" w:hAnsi="Courier New" w:cs="Courier New"/>
-                <w:sz w:val="22"/>
-                <w:szCs w:val="22"/>
-              </w:rPr>
-              <w:t>{</w:t>
-            </w:r>
-            <w:proofErr w:type="spellStart"/>
-            <w:r>
-              <w:rPr>
-                <w:rFonts w:ascii="Courier New" w:hAnsi="Courier New" w:cs="Courier New"/>
-                <w:sz w:val="22"/>
-                <w:szCs w:val="22"/>
-              </w:rPr>
-              <w:t>Invoice_Line__</w:t>
-            </w:r>
-            <w:proofErr w:type="gramStart"/>
-            <w:r>
-              <w:rPr>
-                <w:rFonts w:ascii="Courier New" w:hAnsi="Courier New" w:cs="Courier New"/>
-                <w:sz w:val="22"/>
-                <w:szCs w:val="22"/>
-              </w:rPr>
-              <w:t>c.Pre</w:t>
-            </w:r>
-            <w:proofErr w:type="gramEnd"/>
-            <w:r>
-              <w:rPr>
-                <w:rFonts w:ascii="Courier New" w:hAnsi="Courier New" w:cs="Courier New"/>
-                <w:sz w:val="22"/>
-                <w:szCs w:val="22"/>
-              </w:rPr>
-              <w:t>_VAT_Total__c</w:t>
-            </w:r>
-            <w:proofErr w:type="spellEnd"/>
-            <w:r>
-              <w:rPr>
-                <w:rFonts w:ascii="Courier New" w:hAnsi="Courier New" w:cs="Courier New"/>
-                <w:sz w:val="22"/>
-                <w:szCs w:val="22"/>
-              </w:rPr>
-              <w:t>}</w:t>
-            </w:r>
-            <w:r>
-              <w:rPr>
-                <w:rFonts w:ascii="Courier New" w:hAnsi="Courier New" w:cs="Courier New"/>
-                <w:sz w:val="22"/>
-                <w:szCs w:val="22"/>
-              </w:rPr>
-              <w:t>{/</w:t>
-            </w:r>
-            <w:proofErr w:type="spellStart"/>
-            <w:r>
-              <w:rPr>
-                <w:rFonts w:ascii="Courier New" w:hAnsi="Courier New" w:cs="Courier New"/>
-                <w:sz w:val="22"/>
-                <w:szCs w:val="22"/>
-              </w:rPr>
-              <w:t>invoice_line_rows</w:t>
-            </w:r>
-            <w:proofErr w:type="spellEnd"/>
-            <w:r>
-              <w:rPr>
-                <w:rFonts w:ascii="Courier New" w:hAnsi="Courier New" w:cs="Courier New"/>
-                <w:sz w:val="22"/>
-                <w:szCs w:val="22"/>
-              </w:rPr>
-              <w:t>}</w:t>
-            </w:r>
-          </w:p>
-        </w:tc>
-      </w:tr>
-    </w:tbl>
-    <w:p>
-      <w:pPr>
-        <w:widowControl w:val="0"/>
-        <w:autoSpaceDE w:val="0"/>
-        <w:autoSpaceDN w:val="0"/>
-        <w:adjustRightInd w:val="0"/>
-        <w:rPr>
-          <w:rFonts w:ascii="Courier New" w:hAnsi="Courier New" w:cs="Courier New"/>
-          <w:sz w:val="22"/>
-          <w:szCs w:val="22"/>
-        </w:rPr>
-      </w:pPr>
-      <w:r>
-        <w:rPr>
-          <w:rFonts w:ascii="Courier New" w:hAnsi="Courier New" w:cs="Courier New"/>
-          <w:sz w:val="22"/>
-          <w:szCs w:val="22"/>
-        </w:rPr>
-        <w:tab/>
-      </w:r>
-      <w:r>
-        <w:rPr>
-          <w:rFonts w:ascii="Courier New" w:hAnsi="Courier New" w:cs="Courier New"/>
-          <w:sz w:val="22"/>
-          <w:szCs w:val="22"/>
-        </w:rPr>
-        <w:tab/>
-      </w:r>
-      <w:r>
-        <w:rPr>
-          <w:rFonts w:ascii="Courier New" w:hAnsi="Courier New" w:cs="Courier New"/>
-          <w:sz w:val="22"/>
-          <w:szCs w:val="22"/>
-        </w:rPr>
-        <w:tab/>
-      </w:r>
-    </w:p>
-    <w:p>
-      <w:pPr>
-        <w:widowControl w:val="0"/>
-        <w:autoSpaceDE w:val="0"/>
-        <w:autoSpaceDN w:val="0"/>
-        <w:adjustRightInd w:val="0"/>
-        <w:rPr>
-          <w:rFonts w:ascii="Courier New" w:hAnsi="Courier New" w:cs="Courier New"/>
-          <w:sz w:val="22"/>
-          <w:szCs w:val="22"/>
+          <w:lang w:val="en-US"/>
         </w:rPr>
       </w:pPr>
       <w:r>
@@ -2821,6 +2071,507 @@
         <w:tab/>
       </w:r>
     </w:p>
+    <w:tbl>
+      <w:tblPr>
+        <w:tblStyle w:val="TableGrid"/>
+        <w:tblW w:w="0" w:type="auto"/>
+        <w:tblLayout w:type="fixed"/>
+        <w:tblLook w:val="04A0" w:firstRow="1" w:lastRow="0" w:firstColumn="1" w:lastColumn="0" w:noHBand="0" w:noVBand="1"/>
+      </w:tblPr>
+      <w:tblGrid>
+        <w:gridCol w:w="1975"/>
+        <w:gridCol w:w="1509"/>
+        <w:gridCol w:w="2541"/>
+        <w:gridCol w:w="1620"/>
+        <w:gridCol w:w="1530"/>
+        <w:gridCol w:w="1281"/>
+      </w:tblGrid>
+      <w:tr>
+        <w:tc>
+          <w:tcPr>
+            <w:tcW w:w="1975" w:type="dxa"/>
+          </w:tcPr>
+          <w:p>
+            <w:pPr>
+              <w:widowControl w:val="0"/>
+              <w:autoSpaceDE w:val="0"/>
+              <w:autoSpaceDN w:val="0"/>
+              <w:adjustRightInd w:val="0"/>
+              <w:rPr>
+                <w:rFonts w:ascii="Courier New" w:hAnsi="Courier New" w:cs="Courier New"/>
+                <w:sz w:val="22"/>
+                <w:szCs w:val="22"/>
+                <w:lang w:val="ru-RU"/>
+              </w:rPr>
+            </w:pPr>
+            <w:r>
+              <w:rPr>
+                <w:rFonts w:ascii="Courier New" w:hAnsi="Courier New" w:cs="Courier New"/>
+                <w:sz w:val="22"/>
+                <w:szCs w:val="22"/>
+              </w:rPr>
+              <w:t>Delivery Date</w:t>
+            </w:r>
+          </w:p>
+        </w:tc>
+        <w:tc>
+          <w:tcPr>
+            <w:tcW w:w="1509" w:type="dxa"/>
+          </w:tcPr>
+          <w:p>
+            <w:pPr>
+              <w:widowControl w:val="0"/>
+              <w:autoSpaceDE w:val="0"/>
+              <w:autoSpaceDN w:val="0"/>
+              <w:adjustRightInd w:val="0"/>
+              <w:rPr>
+                <w:rFonts w:ascii="Courier New" w:hAnsi="Courier New" w:cs="Courier New"/>
+                <w:sz w:val="22"/>
+                <w:szCs w:val="22"/>
+                <w:lang w:val="ru-RU"/>
+              </w:rPr>
+            </w:pPr>
+            <w:r>
+              <w:rPr>
+                <w:rFonts w:ascii="Courier New" w:hAnsi="Courier New" w:cs="Courier New"/>
+                <w:sz w:val="22"/>
+                <w:szCs w:val="22"/>
+              </w:rPr>
+              <w:t>Quantity</w:t>
+            </w:r>
+          </w:p>
+        </w:tc>
+        <w:tc>
+          <w:tcPr>
+            <w:tcW w:w="2541" w:type="dxa"/>
+          </w:tcPr>
+          <w:p>
+            <w:pPr>
+              <w:widowControl w:val="0"/>
+              <w:autoSpaceDE w:val="0"/>
+              <w:autoSpaceDN w:val="0"/>
+              <w:adjustRightInd w:val="0"/>
+              <w:rPr>
+                <w:rFonts w:ascii="Courier New" w:hAnsi="Courier New" w:cs="Courier New"/>
+                <w:sz w:val="22"/>
+                <w:szCs w:val="22"/>
+                <w:lang w:val="ru-RU"/>
+              </w:rPr>
+            </w:pPr>
+            <w:r>
+              <w:rPr>
+                <w:rFonts w:ascii="Courier New" w:hAnsi="Courier New" w:cs="Courier New"/>
+                <w:sz w:val="22"/>
+                <w:szCs w:val="22"/>
+              </w:rPr>
+              <w:t>Description</w:t>
+            </w:r>
+          </w:p>
+        </w:tc>
+        <w:tc>
+          <w:tcPr>
+            <w:tcW w:w="1620" w:type="dxa"/>
+          </w:tcPr>
+          <w:p>
+            <w:pPr>
+              <w:widowControl w:val="0"/>
+              <w:autoSpaceDE w:val="0"/>
+              <w:autoSpaceDN w:val="0"/>
+              <w:adjustRightInd w:val="0"/>
+              <w:rPr>
+                <w:rFonts w:ascii="Courier New" w:hAnsi="Courier New" w:cs="Courier New"/>
+                <w:sz w:val="22"/>
+                <w:szCs w:val="22"/>
+                <w:lang w:val="ru-RU"/>
+              </w:rPr>
+            </w:pPr>
+            <w:r>
+              <w:rPr>
+                <w:rFonts w:ascii="Courier New" w:hAnsi="Courier New" w:cs="Courier New"/>
+                <w:sz w:val="22"/>
+                <w:szCs w:val="22"/>
+              </w:rPr>
+              <w:t>Unit Price</w:t>
+            </w:r>
+          </w:p>
+        </w:tc>
+        <w:tc>
+          <w:tcPr>
+            <w:tcW w:w="1530" w:type="dxa"/>
+          </w:tcPr>
+          <w:p>
+            <w:pPr>
+              <w:widowControl w:val="0"/>
+              <w:autoSpaceDE w:val="0"/>
+              <w:autoSpaceDN w:val="0"/>
+              <w:adjustRightInd w:val="0"/>
+              <w:rPr>
+                <w:rFonts w:ascii="Courier New" w:hAnsi="Courier New" w:cs="Courier New"/>
+                <w:sz w:val="22"/>
+                <w:szCs w:val="22"/>
+                <w:lang w:val="ru-RU"/>
+              </w:rPr>
+            </w:pPr>
+            <w:r>
+              <w:rPr>
+                <w:rFonts w:ascii="Courier New" w:hAnsi="Courier New" w:cs="Courier New"/>
+                <w:sz w:val="22"/>
+                <w:szCs w:val="22"/>
+              </w:rPr>
+              <w:t>VAT%</w:t>
+            </w:r>
+          </w:p>
+        </w:tc>
+        <w:tc>
+          <w:tcPr>
+            <w:tcW w:w="1281" w:type="dxa"/>
+          </w:tcPr>
+          <w:p>
+            <w:pPr>
+              <w:widowControl w:val="0"/>
+              <w:autoSpaceDE w:val="0"/>
+              <w:autoSpaceDN w:val="0"/>
+              <w:adjustRightInd w:val="0"/>
+              <w:rPr>
+                <w:rFonts w:ascii="Courier New" w:hAnsi="Courier New" w:cs="Courier New"/>
+                <w:sz w:val="22"/>
+                <w:szCs w:val="22"/>
+                <w:lang w:val="ru-RU"/>
+              </w:rPr>
+            </w:pPr>
+            <w:r>
+              <w:rPr>
+                <w:rFonts w:ascii="Courier New" w:hAnsi="Courier New" w:cs="Courier New"/>
+                <w:sz w:val="22"/>
+                <w:szCs w:val="22"/>
+              </w:rPr>
+              <w:t>£ P</w:t>
+            </w:r>
+          </w:p>
+        </w:tc>
+      </w:tr>
+      <w:tr>
+        <w:tc>
+          <w:tcPr>
+            <w:tcW w:w="1975" w:type="dxa"/>
+          </w:tcPr>
+          <w:p>
+            <w:pPr>
+              <w:widowControl w:val="0"/>
+              <w:autoSpaceDE w:val="0"/>
+              <w:autoSpaceDN w:val="0"/>
+              <w:adjustRightInd w:val="0"/>
+              <w:rPr>
+                <w:rFonts w:ascii="Courier New" w:hAnsi="Courier New" w:cs="Courier New"/>
+                <w:sz w:val="22"/>
+                <w:szCs w:val="22"/>
+                <w:lang w:val="en-US"/>
+              </w:rPr>
+            </w:pPr>
+            <w:r>
+              <w:rPr>
+                <w:rFonts w:ascii="Courier New" w:hAnsi="Courier New" w:cs="Courier New"/>
+                <w:sz w:val="22"/>
+                <w:szCs w:val="22"/>
+              </w:rPr>
+              <w:t>{#invoice_line_rows}</w:t>
+            </w:r>
+            <w:r>
+              <w:rPr>
+                <w:rFonts w:ascii="Courier New" w:hAnsi="Courier New" w:cs="Courier New"/>
+                <w:sz w:val="22"/>
+                <w:szCs w:val="22"/>
+                <w:lang w:val="en-US"/>
+              </w:rPr>
+              <w:t>{</w:t>
+            </w:r>
+            <w:proofErr w:type="spellStart"/>
+            <w:r>
+              <w:rPr>
+                <w:rFonts w:ascii="Courier New" w:hAnsi="Courier New" w:cs="Courier New"/>
+                <w:sz w:val="22"/>
+                <w:szCs w:val="22"/>
+                <w:lang w:val="en-US"/>
+              </w:rPr>
+              <w:t>Invoice_Line__c.Delivery_Date__c</w:t>
+            </w:r>
+            <w:proofErr w:type="spellEnd"/>
+            <w:r>
+              <w:rPr>
+                <w:rFonts w:ascii="Courier New" w:hAnsi="Courier New" w:cs="Courier New"/>
+                <w:sz w:val="22"/>
+                <w:szCs w:val="22"/>
+                <w:lang w:val="en-US"/>
+              </w:rPr>
+              <w:t>}</w:t>
+            </w:r>
+          </w:p>
+        </w:tc>
+        <w:tc>
+          <w:tcPr>
+            <w:tcW w:w="1509" w:type="dxa"/>
+          </w:tcPr>
+          <w:p>
+            <w:pPr>
+              <w:widowControl w:val="0"/>
+              <w:autoSpaceDE w:val="0"/>
+              <w:autoSpaceDN w:val="0"/>
+              <w:adjustRightInd w:val="0"/>
+              <w:rPr>
+                <w:rFonts w:ascii="Courier New" w:hAnsi="Courier New" w:cs="Courier New"/>
+                <w:sz w:val="22"/>
+                <w:szCs w:val="22"/>
+                <w:lang w:val="en-US"/>
+              </w:rPr>
+            </w:pPr>
+            <w:r>
+              <w:rPr>
+                <w:rFonts w:ascii="Courier New" w:hAnsi="Courier New" w:cs="Courier New"/>
+                <w:sz w:val="22"/>
+                <w:szCs w:val="22"/>
+                <w:lang w:val="en-US"/>
+              </w:rPr>
+              <w:t>{</w:t>
+            </w:r>
+            <w:proofErr w:type="spellStart"/>
+            <w:r>
+              <w:rPr>
+                <w:rFonts w:ascii="Courier New" w:hAnsi="Courier New" w:cs="Courier New"/>
+                <w:sz w:val="22"/>
+                <w:szCs w:val="22"/>
+                <w:lang w:val="en-US"/>
+              </w:rPr>
+              <w:t>Invoice_Line__c.</w:t>
+            </w:r>
+            <w:r>
+              <w:rPr>
+                <w:rFonts w:ascii="Courier New" w:hAnsi="Courier New" w:cs="Courier New"/>
+                <w:sz w:val="22"/>
+                <w:szCs w:val="22"/>
+                <w:lang w:val="en-US"/>
+              </w:rPr>
+              <w:t>Quantity__c</w:t>
+            </w:r>
+            <w:proofErr w:type="spellEnd"/>
+            <w:r>
+              <w:rPr>
+                <w:rFonts w:ascii="Courier New" w:hAnsi="Courier New" w:cs="Courier New"/>
+                <w:sz w:val="22"/>
+                <w:szCs w:val="22"/>
+                <w:lang w:val="en-US"/>
+              </w:rPr>
+              <w:t>}</w:t>
+            </w:r>
+          </w:p>
+        </w:tc>
+        <w:tc>
+          <w:tcPr>
+            <w:tcW w:w="2541" w:type="dxa"/>
+          </w:tcPr>
+          <w:p>
+            <w:pPr>
+              <w:widowControl w:val="0"/>
+              <w:autoSpaceDE w:val="0"/>
+              <w:autoSpaceDN w:val="0"/>
+              <w:adjustRightInd w:val="0"/>
+              <w:rPr>
+                <w:rFonts w:ascii="Courier New" w:hAnsi="Courier New" w:cs="Courier New"/>
+                <w:sz w:val="22"/>
+                <w:szCs w:val="22"/>
+                <w:lang w:val="ru-RU"/>
+              </w:rPr>
+            </w:pPr>
+            <w:r>
+              <w:rPr>
+                <w:rFonts w:ascii="Courier New" w:hAnsi="Courier New" w:cs="Courier New"/>
+                <w:sz w:val="22"/>
+                <w:szCs w:val="22"/>
+              </w:rPr>
+              <w:t>{</w:t>
+            </w:r>
+            <w:proofErr w:type="spellStart"/>
+            <w:r>
+              <w:rPr>
+                <w:rFonts w:ascii="Courier New" w:hAnsi="Courier New" w:cs="Courier New"/>
+                <w:sz w:val="22"/>
+                <w:szCs w:val="22"/>
+              </w:rPr>
+              <w:t>description_invoice</w:t>
+            </w:r>
+            <w:proofErr w:type="spellEnd"/>
+            <w:r>
+              <w:rPr>
+                <w:rFonts w:ascii="Courier New" w:hAnsi="Courier New" w:cs="Courier New"/>
+                <w:sz w:val="22"/>
+                <w:szCs w:val="22"/>
+              </w:rPr>
+              <w:t>}</w:t>
+            </w:r>
+          </w:p>
+        </w:tc>
+        <w:tc>
+          <w:tcPr>
+            <w:tcW w:w="1620" w:type="dxa"/>
+          </w:tcPr>
+          <w:p>
+            <w:pPr>
+              <w:widowControl w:val="0"/>
+              <w:autoSpaceDE w:val="0"/>
+              <w:autoSpaceDN w:val="0"/>
+              <w:adjustRightInd w:val="0"/>
+              <w:rPr>
+                <w:rFonts w:ascii="Courier New" w:hAnsi="Courier New" w:cs="Courier New"/>
+                <w:sz w:val="22"/>
+                <w:szCs w:val="22"/>
+                <w:lang w:val="en-US"/>
+              </w:rPr>
+            </w:pPr>
+            <w:r>
+              <w:rPr>
+                <w:rFonts w:ascii="Courier New" w:hAnsi="Courier New" w:cs="Courier New"/>
+                <w:sz w:val="22"/>
+                <w:szCs w:val="22"/>
+              </w:rPr>
+              <w:t>{</w:t>
+            </w:r>
+            <w:proofErr w:type="spellStart"/>
+            <w:r>
+              <w:rPr>
+                <w:rFonts w:ascii="Courier New" w:hAnsi="Courier New" w:cs="Courier New"/>
+                <w:sz w:val="22"/>
+                <w:szCs w:val="22"/>
+              </w:rPr>
+              <w:t>Invoice_Line__c.Unit_Price__c</w:t>
+            </w:r>
+            <w:proofErr w:type="spellEnd"/>
+            <w:r>
+              <w:rPr>
+                <w:rFonts w:ascii="Courier New" w:hAnsi="Courier New" w:cs="Courier New"/>
+                <w:sz w:val="22"/>
+                <w:szCs w:val="22"/>
+              </w:rPr>
+              <w:t>}</w:t>
+            </w:r>
+          </w:p>
+        </w:tc>
+        <w:tc>
+          <w:tcPr>
+            <w:tcW w:w="1530" w:type="dxa"/>
+          </w:tcPr>
+          <w:p>
+            <w:pPr>
+              <w:widowControl w:val="0"/>
+              <w:autoSpaceDE w:val="0"/>
+              <w:autoSpaceDN w:val="0"/>
+              <w:adjustRightInd w:val="0"/>
+              <w:rPr>
+                <w:rFonts w:ascii="Courier New" w:hAnsi="Courier New" w:cs="Courier New"/>
+                <w:sz w:val="22"/>
+                <w:szCs w:val="22"/>
+                <w:lang w:val="en-US"/>
+              </w:rPr>
+            </w:pPr>
+            <w:r>
+              <w:rPr>
+                <w:rFonts w:ascii="Courier New" w:hAnsi="Courier New" w:cs="Courier New"/>
+                <w:sz w:val="22"/>
+                <w:szCs w:val="22"/>
+              </w:rPr>
+              <w:t>{</w:t>
+            </w:r>
+            <w:proofErr w:type="spellStart"/>
+            <w:r>
+              <w:rPr>
+                <w:rFonts w:ascii="Courier New" w:hAnsi="Courier New" w:cs="Courier New"/>
+                <w:sz w:val="22"/>
+                <w:szCs w:val="22"/>
+              </w:rPr>
+              <w:t>Invoice_Line__c.VAT__c</w:t>
+            </w:r>
+            <w:proofErr w:type="spellEnd"/>
+            <w:r>
+              <w:rPr>
+                <w:rFonts w:ascii="Courier New" w:hAnsi="Courier New" w:cs="Courier New"/>
+                <w:sz w:val="22"/>
+                <w:szCs w:val="22"/>
+              </w:rPr>
+              <w:t>}</w:t>
+            </w:r>
+          </w:p>
+        </w:tc>
+        <w:tc>
+          <w:tcPr>
+            <w:tcW w:w="1281" w:type="dxa"/>
+          </w:tcPr>
+          <w:p>
+            <w:pPr>
+              <w:widowControl w:val="0"/>
+              <w:autoSpaceDE w:val="0"/>
+              <w:autoSpaceDN w:val="0"/>
+              <w:adjustRightInd w:val="0"/>
+              <w:rPr>
+                <w:rFonts w:ascii="Courier New" w:hAnsi="Courier New" w:cs="Courier New"/>
+                <w:sz w:val="22"/>
+                <w:szCs w:val="22"/>
+                <w:lang w:val="en-US"/>
+              </w:rPr>
+            </w:pPr>
+            <w:r>
+              <w:rPr>
+                <w:rFonts w:ascii="Courier New" w:hAnsi="Courier New" w:cs="Courier New"/>
+                <w:sz w:val="22"/>
+                <w:szCs w:val="22"/>
+              </w:rPr>
+              <w:t>{</w:t>
+            </w:r>
+            <w:proofErr w:type="spellStart"/>
+            <w:r>
+              <w:rPr>
+                <w:rFonts w:ascii="Courier New" w:hAnsi="Courier New" w:cs="Courier New"/>
+                <w:sz w:val="22"/>
+                <w:szCs w:val="22"/>
+              </w:rPr>
+              <w:t>Invoice_Line__c.Pre_VAT_Total__c</w:t>
+            </w:r>
+            <w:proofErr w:type="spellEnd"/>
+            <w:r>
+              <w:rPr>
+                <w:rFonts w:ascii="Courier New" w:hAnsi="Courier New" w:cs="Courier New"/>
+                <w:sz w:val="22"/>
+                <w:szCs w:val="22"/>
+              </w:rPr>
+              <w:t>}</w:t>
+            </w:r>
+            <w:r>
+              <w:rPr>
+                <w:rFonts w:ascii="Courier New" w:hAnsi="Courier New" w:cs="Courier New"/>
+                <w:sz w:val="22"/>
+                <w:szCs w:val="22"/>
+              </w:rPr>
+              <w:t>{/</w:t>
+            </w:r>
+            <w:proofErr w:type="spellStart"/>
+            <w:r>
+              <w:rPr>
+                <w:rFonts w:ascii="Courier New" w:hAnsi="Courier New" w:cs="Courier New"/>
+                <w:sz w:val="22"/>
+                <w:szCs w:val="22"/>
+              </w:rPr>
+              <w:t>invoice_line_rows</w:t>
+            </w:r>
+            <w:proofErr w:type="spellEnd"/>
+            <w:r>
+              <w:rPr>
+                <w:rFonts w:ascii="Courier New" w:hAnsi="Courier New" w:cs="Courier New"/>
+                <w:sz w:val="22"/>
+                <w:szCs w:val="22"/>
+              </w:rPr>
+              <w:t>}</w:t>
+            </w:r>
+          </w:p>
+        </w:tc>
+      </w:tr>
+    </w:tbl>
     <w:p>
       <w:pPr>
         <w:widowControl w:val="0"/>
@@ -2831,6 +2582,7 @@
           <w:rFonts w:ascii="Courier New" w:hAnsi="Courier New" w:cs="Courier New"/>
           <w:sz w:val="22"/>
           <w:szCs w:val="22"/>
+          <w:lang w:val="en-US"/>
         </w:rPr>
       </w:pPr>
     </w:p>
@@ -2844,53 +2596,27 @@
           <w:rFonts w:ascii="Courier New" w:hAnsi="Courier New" w:cs="Courier New"/>
           <w:sz w:val="22"/>
           <w:szCs w:val="22"/>
-        </w:rPr>
-      </w:pPr>
-    </w:p>
-    <w:p>
-      <w:pPr>
-        <w:widowControl w:val="0"/>
-        <w:pBdr>
-          <w:bottom w:val="single" w:sz="12" w:space="0" w:color="auto"/>
-        </w:pBdr>
-        <w:autoSpaceDE w:val="0"/>
-        <w:autoSpaceDN w:val="0"/>
-        <w:adjustRightInd w:val="0"/>
-        <w:rPr>
-          <w:rFonts w:ascii="Courier New" w:hAnsi="Courier New" w:cs="Courier New"/>
-          <w:sz w:val="22"/>
-          <w:szCs w:val="22"/>
+          <w:lang w:val="en-US"/>
         </w:rPr>
       </w:pPr>
     </w:p>
     <w:tbl>
       <w:tblPr>
-        <w:tblpPr w:leftFromText="180" w:rightFromText="180" w:vertAnchor="text" w:horzAnchor="margin" w:tblpY="47"/>
-        <w:tblW w:w="10435" w:type="dxa"/>
-        <w:tblBorders>
-          <w:top w:val="single" w:sz="4" w:space="0" w:color="auto"/>
-          <w:left w:val="single" w:sz="4" w:space="0" w:color="auto"/>
-          <w:bottom w:val="single" w:sz="4" w:space="0" w:color="auto"/>
-          <w:right w:val="single" w:sz="4" w:space="0" w:color="auto"/>
-          <w:insideH w:val="single" w:sz="4" w:space="0" w:color="auto"/>
-          <w:insideV w:val="single" w:sz="4" w:space="0" w:color="auto"/>
-        </w:tblBorders>
-        <w:tblLook w:val="0000" w:firstRow="0" w:lastRow="0" w:firstColumn="0" w:lastColumn="0" w:noHBand="0" w:noVBand="0"/>
+        <w:tblStyle w:val="TableGrid"/>
+        <w:tblW w:w="0" w:type="auto"/>
+        <w:tblLook w:val="04A0" w:firstRow="1" w:lastRow="0" w:firstColumn="1" w:lastColumn="0" w:noHBand="0" w:noVBand="1"/>
       </w:tblPr>
       <w:tblGrid>
-        <w:gridCol w:w="1066"/>
-        <w:gridCol w:w="2857"/>
-        <w:gridCol w:w="1623"/>
-        <w:gridCol w:w="844"/>
-        <w:gridCol w:w="4045"/>
+        <w:gridCol w:w="1075"/>
+        <w:gridCol w:w="2880"/>
+        <w:gridCol w:w="1620"/>
+        <w:gridCol w:w="810"/>
+        <w:gridCol w:w="4071"/>
       </w:tblGrid>
       <w:tr>
-        <w:trPr>
-          <w:trHeight w:val="324"/>
-        </w:trPr>
         <w:tc>
           <w:tcPr>
-            <w:tcW w:w="1068" w:type="dxa"/>
+            <w:tcW w:w="1075" w:type="dxa"/>
           </w:tcPr>
           <w:p>
             <w:pPr>
@@ -2903,6 +2629,7 @@
                 <w:rFonts w:ascii="Courier New" w:hAnsi="Courier New" w:cs="Courier New"/>
                 <w:sz w:val="22"/>
                 <w:szCs w:val="22"/>
+                <w:lang w:val="en-US"/>
               </w:rPr>
             </w:pPr>
             <w:r>
@@ -2917,7 +2644,7 @@
         </w:tc>
         <w:tc>
           <w:tcPr>
-            <w:tcW w:w="2857" w:type="dxa"/>
+            <w:tcW w:w="2880" w:type="dxa"/>
           </w:tcPr>
           <w:p>
             <w:pPr>
@@ -2929,6 +2656,7 @@
                 <w:rFonts w:ascii="Courier New" w:hAnsi="Courier New" w:cs="Courier New"/>
                 <w:sz w:val="22"/>
                 <w:szCs w:val="22"/>
+                <w:lang w:val="en-US"/>
               </w:rPr>
             </w:pPr>
             <w:r>
@@ -2961,41 +2689,42 @@
         </w:tc>
         <w:tc>
           <w:tcPr>
-            <w:tcW w:w="1639" w:type="dxa"/>
+            <w:tcW w:w="1620" w:type="dxa"/>
             <w:tcBorders>
               <w:top w:val="nil"/>
               <w:bottom w:val="nil"/>
             </w:tcBorders>
-            <w:shd w:val="clear" w:color="auto" w:fill="auto"/>
           </w:tcPr>
           <w:p>
             <w:pPr>
-              <w:rPr>
-                <w:rFonts w:ascii="Courier New" w:hAnsi="Courier New" w:cs="Courier New"/>
-                <w:sz w:val="22"/>
-                <w:szCs w:val="22"/>
+              <w:widowControl w:val="0"/>
+              <w:autoSpaceDE w:val="0"/>
+              <w:autoSpaceDN w:val="0"/>
+              <w:adjustRightInd w:val="0"/>
+              <w:rPr>
+                <w:rFonts w:ascii="Courier New" w:hAnsi="Courier New" w:cs="Courier New"/>
+                <w:sz w:val="22"/>
+                <w:szCs w:val="22"/>
+                <w:lang w:val="en-US"/>
               </w:rPr>
             </w:pPr>
-            <w:r>
-              <w:rPr>
-                <w:rFonts w:ascii="Courier New" w:hAnsi="Courier New" w:cs="Courier New"/>
-                <w:sz w:val="22"/>
-                <w:szCs w:val="22"/>
-              </w:rPr>
-              <w:t xml:space="preserve">                                  </w:t>
-            </w:r>
           </w:p>
         </w:tc>
         <w:tc>
           <w:tcPr>
-            <w:tcW w:w="847" w:type="dxa"/>
+            <w:tcW w:w="810" w:type="dxa"/>
           </w:tcPr>
           <w:p>
             <w:pPr>
-              <w:rPr>
-                <w:rFonts w:ascii="Courier New" w:hAnsi="Courier New" w:cs="Courier New"/>
-                <w:sz w:val="22"/>
-                <w:szCs w:val="22"/>
+              <w:widowControl w:val="0"/>
+              <w:autoSpaceDE w:val="0"/>
+              <w:autoSpaceDN w:val="0"/>
+              <w:adjustRightInd w:val="0"/>
+              <w:rPr>
+                <w:rFonts w:ascii="Courier New" w:hAnsi="Courier New" w:cs="Courier New"/>
+                <w:sz w:val="22"/>
+                <w:szCs w:val="22"/>
+                <w:lang w:val="en-US"/>
               </w:rPr>
             </w:pPr>
             <w:r>
@@ -3003,6 +2732,7 @@
                 <w:rFonts w:ascii="Courier New" w:hAnsi="Courier New" w:cs="Courier New"/>
                 <w:sz w:val="22"/>
                 <w:szCs w:val="22"/>
+                <w:lang w:val="en-US"/>
               </w:rPr>
               <w:t>VAT</w:t>
             </w:r>
@@ -3010,15 +2740,19 @@
         </w:tc>
         <w:tc>
           <w:tcPr>
-            <w:tcW w:w="4024" w:type="dxa"/>
-            <w:shd w:val="clear" w:color="auto" w:fill="auto"/>
+            <w:tcW w:w="4071" w:type="dxa"/>
           </w:tcPr>
           <w:p>
             <w:pPr>
-              <w:rPr>
-                <w:rFonts w:ascii="Courier New" w:hAnsi="Courier New" w:cs="Courier New"/>
-                <w:sz w:val="22"/>
-                <w:szCs w:val="22"/>
+              <w:widowControl w:val="0"/>
+              <w:autoSpaceDE w:val="0"/>
+              <w:autoSpaceDN w:val="0"/>
+              <w:adjustRightInd w:val="0"/>
+              <w:rPr>
+                <w:rFonts w:ascii="Courier New" w:hAnsi="Courier New" w:cs="Courier New"/>
+                <w:sz w:val="22"/>
+                <w:szCs w:val="22"/>
+                <w:lang w:val="en-US"/>
               </w:rPr>
             </w:pPr>
             <w:r>
@@ -3151,27 +2885,7 @@
                 <w:sz w:val="22"/>
                 <w:szCs w:val="22"/>
               </w:rPr>
-              <w:t>Invoice__</w:t>
-            </w:r>
-            <w:proofErr w:type="gramStart"/>
-            <w:r>
-              <w:rPr>
-                <w:rFonts w:ascii="Courier New" w:hAnsi="Courier New" w:cs="Courier New"/>
-                <w:b/>
-                <w:sz w:val="22"/>
-                <w:szCs w:val="22"/>
-              </w:rPr>
-              <w:t>c.Due</w:t>
-            </w:r>
-            <w:proofErr w:type="gramEnd"/>
-            <w:r>
-              <w:rPr>
-                <w:rFonts w:ascii="Courier New" w:hAnsi="Courier New" w:cs="Courier New"/>
-                <w:b/>
-                <w:sz w:val="22"/>
-                <w:szCs w:val="22"/>
-              </w:rPr>
-              <w:t>_Date__c</w:t>
+              <w:t>Invoice__c.Due_Date__c</w:t>
             </w:r>
             <w:proofErr w:type="spellEnd"/>
             <w:r>
@@ -3248,27 +2962,7 @@
                 <w:sz w:val="22"/>
                 <w:szCs w:val="22"/>
               </w:rPr>
-              <w:t>Invoice__</w:t>
-            </w:r>
-            <w:proofErr w:type="gramStart"/>
-            <w:r>
-              <w:rPr>
-                <w:rFonts w:ascii="Courier New" w:hAnsi="Courier New" w:cs="Courier New"/>
-                <w:b/>
-                <w:sz w:val="22"/>
-                <w:szCs w:val="22"/>
-              </w:rPr>
-              <w:t>c.Line</w:t>
-            </w:r>
-            <w:proofErr w:type="gramEnd"/>
-            <w:r>
-              <w:rPr>
-                <w:rFonts w:ascii="Courier New" w:hAnsi="Courier New" w:cs="Courier New"/>
-                <w:b/>
-                <w:sz w:val="22"/>
-                <w:szCs w:val="22"/>
-              </w:rPr>
-              <w:t>_Total_Sum__c</w:t>
+              <w:t>Invoice__c.Line_Total_Sum__c</w:t>
             </w:r>
             <w:proofErr w:type="spellEnd"/>
             <w:r>
